--- a/docs_word/accident_annotation_spec_video_core.docx
+++ b/docs_word/accident_annotation_spec_video_core.docx
@@ -156,6 +156,46 @@
         </w:rPr>
         <w:br/>
       </w:r>
+      <w:r>
+        <w:rPr>
+          <w:rFonts w:ascii="Calibri" w:hAnsi="Calibri" w:eastAsia="Microsoft YaHei"/>
+          <w:b w:val="0"/>
+          <w:i/>
+          <w:color w:val="555555"/>
+          <w:sz w:val="22"/>
+        </w:rPr>
+        <w:t>带注释演示样例：</w:t>
+      </w:r>
+      <w:r>
+        <w:rPr>
+          <w:rFonts w:ascii="Consolas" w:hAnsi="Consolas" w:eastAsia="Microsoft YaHei"/>
+          <w:b w:val="0"/>
+          <w:i/>
+          <w:color w:val="555555"/>
+          <w:sz w:val="20"/>
+        </w:rPr>
+        <w:t>annotation_examples/accident_annotation_example_video.jsonc</w:t>
+      </w:r>
+      <w:r>
+        <w:rPr>
+          <w:rFonts w:ascii="Calibri" w:hAnsi="Calibri" w:eastAsia="Microsoft YaHei"/>
+          <w:b w:val="0"/>
+          <w:i/>
+          <w:color w:val="555555"/>
+          <w:sz w:val="22"/>
+        </w:rPr>
+        <w:t>。</w:t>
+      </w:r>
+      <w:r>
+        <w:rPr>
+          <w:rFonts w:ascii="Calibri" w:hAnsi="Calibri" w:eastAsia="Microsoft YaHei"/>
+          <w:b w:val="0"/>
+          <w:i/>
+          <w:color w:val="555555"/>
+          <w:sz w:val="22"/>
+        </w:rPr>
+        <w:br/>
+      </w:r>
     </w:p>
     <w:p>
       <w:pPr>
@@ -421,7 +461,7 @@
           <w:color w:val="333333"/>
           <w:sz w:val="20"/>
         </w:rPr>
-        <w:t>{value, timestamp_sec}</w:t>
+        <w:t>{value, start_sec, end_sec}</w:t>
       </w:r>
       <w:r>
         <w:rPr>
@@ -446,7 +486,7 @@
         <w:pStyle w:val="Heading2"/>
       </w:pPr>
       <w:r>
-        <w:t>2. 时间戳约定</w:t>
+        <w:t>2. 时间窗与坐标约定</w:t>
       </w:r>
     </w:p>
     <w:p>
@@ -457,7 +497,7 @@
           <w:i w:val="0"/>
           <w:sz w:val="22"/>
         </w:rPr>
-        <w:t>时序属性统一为对象：</w:t>
+        <w:t>时序属性统一为：</w:t>
       </w:r>
     </w:p>
     <w:p>
@@ -473,7 +513,7 @@
           <w:color w:val="222222"/>
           <w:sz w:val="18"/>
         </w:rPr>
-        <w:t>{"value": "是", "timestamp_sec": 6.5}</w:t>
+        <w:t>{"value": "是", "start_sec": 6.5, "end_sec": 7.0, "bbox": [780, 360, 280, 220]}</w:t>
       </w:r>
     </w:p>
     <w:tbl>
@@ -483,14 +523,15 @@
         <w:tblLook w:firstColumn="1" w:firstRow="1" w:lastColumn="0" w:lastRow="0" w:noHBand="0" w:noVBand="1" w:val="04A0"/>
       </w:tblPr>
       <w:tblGrid>
-        <w:gridCol w:w="2880"/>
-        <w:gridCol w:w="2880"/>
-        <w:gridCol w:w="2880"/>
+        <w:gridCol w:w="2160"/>
+        <w:gridCol w:w="2160"/>
+        <w:gridCol w:w="2160"/>
+        <w:gridCol w:w="2160"/>
       </w:tblGrid>
       <w:tr>
         <w:tc>
           <w:tcPr>
-            <w:tcW w:type="dxa" w:w="2880"/>
+            <w:tcW w:type="dxa" w:w="2160"/>
           </w:tcPr>
           <w:p>
             <w:r>
@@ -511,7 +552,7 @@
         </w:tc>
         <w:tc>
           <w:tcPr>
-            <w:tcW w:type="dxa" w:w="2880"/>
+            <w:tcW w:type="dxa" w:w="2160"/>
           </w:tcPr>
           <w:p>
             <w:r>
@@ -533,7 +574,7 @@
         </w:tc>
         <w:tc>
           <w:tcPr>
-            <w:tcW w:type="dxa" w:w="2880"/>
+            <w:tcW w:type="dxa" w:w="2160"/>
           </w:tcPr>
           <w:p>
             <w:r>
@@ -549,7 +590,48 @@
                 <w:color w:val="333333"/>
                 <w:sz w:val="20"/>
               </w:rPr>
-              <w:t>timestamp_sec</w:t>
+              <w:t>start_sec</w:t>
+            </w:r>
+            <w:r>
+              <w:rPr>
+                <w:rFonts w:ascii="Calibri" w:hAnsi="Calibri" w:eastAsia="Microsoft YaHei"/>
+                <w:b/>
+                <w:i w:val="0"/>
+                <w:sz w:val="22"/>
+              </w:rPr>
+              <w:t>/</w:t>
+            </w:r>
+            <w:r>
+              <w:rPr>
+                <w:rFonts w:ascii="Consolas" w:hAnsi="Consolas" w:eastAsia="Microsoft YaHei"/>
+                <w:b/>
+                <w:i w:val="0"/>
+                <w:color w:val="333333"/>
+                <w:sz w:val="20"/>
+              </w:rPr>
+              <w:t>end_sec</w:t>
+            </w:r>
+          </w:p>
+        </w:tc>
+        <w:tc>
+          <w:tcPr>
+            <w:tcW w:type="dxa" w:w="2160"/>
+          </w:tcPr>
+          <w:p>
+            <w:r>
+              <w:rPr>
+                <w:b/>
+              </w:rPr>
+            </w:r>
+            <w:r>
+              <w:rPr>
+                <w:rFonts w:ascii="Consolas" w:hAnsi="Consolas" w:eastAsia="Microsoft YaHei"/>
+                <w:b/>
+                <w:i w:val="0"/>
+                <w:color w:val="333333"/>
+                <w:sz w:val="20"/>
+              </w:rPr>
+              <w:t>bbox</w:t>
             </w:r>
           </w:p>
         </w:tc>
@@ -557,7 +639,7 @@
       <w:tr>
         <w:tc>
           <w:tcPr>
-            <w:tcW w:type="dxa" w:w="2880"/>
+            <w:tcW w:type="dxa" w:w="2160"/>
           </w:tcPr>
           <w:p>
             <w:r/>
@@ -574,7 +656,7 @@
         </w:tc>
         <w:tc>
           <w:tcPr>
-            <w:tcW w:type="dxa" w:w="2880"/>
+            <w:tcW w:type="dxa" w:w="2160"/>
           </w:tcPr>
           <w:p>
             <w:r/>
@@ -592,7 +674,7 @@
         </w:tc>
         <w:tc>
           <w:tcPr>
-            <w:tcW w:type="dxa" w:w="2880"/>
+            <w:tcW w:type="dxa" w:w="2160"/>
           </w:tcPr>
           <w:p>
             <w:r/>
@@ -603,7 +685,24 @@
                 <w:i w:val="0"/>
                 <w:sz w:val="22"/>
               </w:rPr>
-              <w:t>首次可确认时刻（必填）</w:t>
+              <w:t>必填时间窗</w:t>
+            </w:r>
+          </w:p>
+        </w:tc>
+        <w:tc>
+          <w:tcPr>
+            <w:tcW w:type="dxa" w:w="2160"/>
+          </w:tcPr>
+          <w:p>
+            <w:r/>
+            <w:r>
+              <w:rPr>
+                <w:rFonts w:ascii="Calibri" w:hAnsi="Calibri" w:eastAsia="Microsoft YaHei"/>
+                <w:b w:val="0"/>
+                <w:i w:val="0"/>
+                <w:sz w:val="22"/>
+              </w:rPr>
+              <w:t>位置相关则必填</w:t>
             </w:r>
           </w:p>
         </w:tc>
@@ -611,7 +710,7 @@
       <w:tr>
         <w:tc>
           <w:tcPr>
-            <w:tcW w:type="dxa" w:w="2880"/>
+            <w:tcW w:type="dxa" w:w="2160"/>
           </w:tcPr>
           <w:p>
             <w:r/>
@@ -628,7 +727,7 @@
         </w:tc>
         <w:tc>
           <w:tcPr>
-            <w:tcW w:type="dxa" w:w="2880"/>
+            <w:tcW w:type="dxa" w:w="2160"/>
           </w:tcPr>
           <w:p>
             <w:r/>
@@ -646,7 +745,25 @@
         </w:tc>
         <w:tc>
           <w:tcPr>
-            <w:tcW w:type="dxa" w:w="2880"/>
+            <w:tcW w:type="dxa" w:w="2160"/>
+          </w:tcPr>
+          <w:p>
+            <w:r/>
+            <w:r>
+              <w:rPr>
+                <w:rFonts w:ascii="Consolas" w:hAnsi="Consolas" w:eastAsia="Microsoft YaHei"/>
+                <w:b w:val="0"/>
+                <w:i w:val="0"/>
+                <w:color w:val="333333"/>
+                <w:sz w:val="20"/>
+              </w:rPr>
+              <w:t>null</w:t>
+            </w:r>
+          </w:p>
+        </w:tc>
+        <w:tc>
+          <w:tcPr>
+            <w:tcW w:type="dxa" w:w="2160"/>
           </w:tcPr>
           <w:p>
             <w:r/>
@@ -666,7 +783,7 @@
       <w:tr>
         <w:tc>
           <w:tcPr>
-            <w:tcW w:type="dxa" w:w="2880"/>
+            <w:tcW w:type="dxa" w:w="2160"/>
           </w:tcPr>
           <w:p>
             <w:r/>
@@ -683,7 +800,7 @@
         </w:tc>
         <w:tc>
           <w:tcPr>
-            <w:tcW w:type="dxa" w:w="2880"/>
+            <w:tcW w:type="dxa" w:w="2160"/>
           </w:tcPr>
           <w:p>
             <w:r/>
@@ -701,7 +818,7 @@
         </w:tc>
         <w:tc>
           <w:tcPr>
-            <w:tcW w:type="dxa" w:w="2880"/>
+            <w:tcW w:type="dxa" w:w="2160"/>
           </w:tcPr>
           <w:p>
             <w:r/>
@@ -712,17 +829,24 @@
                 <w:i w:val="0"/>
                 <w:sz w:val="22"/>
               </w:rPr>
-              <w:t xml:space="preserve">有候选可填，否则 </w:t>
+              <w:t>可选</w:t>
             </w:r>
+          </w:p>
+        </w:tc>
+        <w:tc>
+          <w:tcPr>
+            <w:tcW w:type="dxa" w:w="2160"/>
+          </w:tcPr>
+          <w:p>
+            <w:r/>
             <w:r>
               <w:rPr>
-                <w:rFonts w:ascii="Consolas" w:hAnsi="Consolas" w:eastAsia="Microsoft YaHei"/>
+                <w:rFonts w:ascii="Calibri" w:hAnsi="Calibri" w:eastAsia="Microsoft YaHei"/>
                 <w:b w:val="0"/>
                 <w:i w:val="0"/>
-                <w:color w:val="333333"/>
-                <w:sz w:val="20"/>
+                <w:sz w:val="22"/>
               </w:rPr>
-              <w:t>null</w:t>
+              <w:t>可选</w:t>
             </w:r>
           </w:p>
         </w:tc>
@@ -740,7 +864,7 @@
           <w:i w:val="0"/>
           <w:sz w:val="22"/>
         </w:rPr>
-        <w:t xml:space="preserve">原点：视频起点 </w:t>
+        <w:t>原点：视频起点；单位：秒；精度：</w:t>
       </w:r>
       <w:r>
         <w:rPr>
@@ -750,7 +874,7 @@
           <w:color w:val="333333"/>
           <w:sz w:val="20"/>
         </w:rPr>
-        <w:t>0.0</w:t>
+        <w:t>0.1s</w:t>
       </w:r>
       <w:r>
         <w:rPr>
@@ -759,7 +883,7 @@
           <w:i w:val="0"/>
           <w:sz w:val="22"/>
         </w:rPr>
-        <w:t>；单位：秒；精度：</w:t>
+        <w:t xml:space="preserve">；要求 </w:t>
       </w:r>
       <w:r>
         <w:rPr>
@@ -769,7 +893,7 @@
           <w:color w:val="333333"/>
           <w:sz w:val="20"/>
         </w:rPr>
-        <w:t>0.1s</w:t>
+        <w:t>start_sec ≤ end_sec</w:t>
       </w:r>
     </w:p>
     <w:p>
@@ -778,25 +902,28 @@
       </w:pPr>
       <w:r>
         <w:rPr>
-          <w:rFonts w:ascii="Calibri" w:hAnsi="Calibri" w:eastAsia="Microsoft YaHei"/>
-          <w:b w:val="0"/>
-          <w:i w:val="0"/>
-          <w:sz w:val="22"/>
-        </w:rPr>
-        <w:t>范围：</w:t>
-      </w:r>
-      <w:r>
-        <w:rPr>
           <w:rFonts w:ascii="Consolas" w:hAnsi="Consolas" w:eastAsia="Microsoft YaHei"/>
           <w:b w:val="0"/>
           <w:i w:val="0"/>
           <w:color w:val="333333"/>
           <w:sz w:val="20"/>
         </w:rPr>
-        <w:t>0 ≤ timestamp_sec ≤ meta.duration_sec</w:t>
+        <w:t>bbox = [x, y, w, h]</w:t>
+      </w:r>
+      <w:r>
+        <w:rPr>
+          <w:rFonts w:ascii="Calibri" w:hAnsi="Calibri" w:eastAsia="Microsoft YaHei"/>
+          <w:b w:val="0"/>
+          <w:i w:val="0"/>
+          <w:sz w:val="22"/>
+        </w:rPr>
+        <w:t>：画面左上角像素坐标系</w:t>
       </w:r>
     </w:p>
     <w:p>
+      <w:pPr>
+        <w:pStyle w:val="ListBullet"/>
+      </w:pPr>
       <w:r>
         <w:rPr>
           <w:rFonts w:ascii="Calibri" w:hAnsi="Calibri" w:eastAsia="Microsoft YaHei"/>
@@ -804,7 +931,7 @@
           <w:i w:val="0"/>
           <w:sz w:val="22"/>
         </w:rPr>
-        <w:t>本规范中的时序属性：</w:t>
+        <w:t>事件级：</w:t>
       </w:r>
       <w:r>
         <w:rPr>
@@ -814,7 +941,7 @@
           <w:color w:val="333333"/>
           <w:sz w:val="20"/>
         </w:rPr>
-        <w:t>collision_visible</w:t>
+        <w:t>event_start_sec</w:t>
       </w:r>
       <w:r>
         <w:rPr>
@@ -823,7 +950,7 @@
           <w:i w:val="0"/>
           <w:sz w:val="22"/>
         </w:rPr>
-        <w:t>、</w:t>
+        <w:t xml:space="preserve"> / </w:t>
       </w:r>
       <w:r>
         <w:rPr>
@@ -833,8 +960,10 @@
           <w:color w:val="333333"/>
           <w:sz w:val="20"/>
         </w:rPr>
-        <w:t>person_down</w:t>
-      </w:r>
+        <w:t>event_end_sec</w:t>
+      </w:r>
+    </w:p>
+    <w:p>
       <w:r>
         <w:rPr>
           <w:rFonts w:ascii="Calibri" w:hAnsi="Calibri" w:eastAsia="Microsoft YaHei"/>
@@ -842,7 +971,7 @@
           <w:i w:val="0"/>
           <w:sz w:val="22"/>
         </w:rPr>
-        <w:t>、</w:t>
+        <w:t>本规范时序+位置字段：</w:t>
       </w:r>
       <w:r>
         <w:rPr>
@@ -852,7 +981,7 @@
           <w:color w:val="333333"/>
           <w:sz w:val="20"/>
         </w:rPr>
-        <w:t>motor_vehicle_rollover</w:t>
+        <w:t>collision_visible</w:t>
       </w:r>
       <w:r>
         <w:rPr>
@@ -862,24 +991,6 @@
           <w:sz w:val="22"/>
         </w:rPr>
         <w:t>、</w:t>
-      </w:r>
-      <w:r>
-        <w:rPr>
-          <w:rFonts w:ascii="Calibri" w:hAnsi="Calibri" w:eastAsia="Microsoft YaHei"/>
-          <w:b w:val="0"/>
-          <w:i w:val="0"/>
-          <w:sz w:val="22"/>
-        </w:rPr>
-        <w:br/>
-      </w:r>
-      <w:r>
-        <w:rPr>
-          <w:rFonts w:ascii="Calibri" w:hAnsi="Calibri" w:eastAsia="Microsoft YaHei"/>
-          <w:b w:val="0"/>
-          <w:i w:val="0"/>
-          <w:sz w:val="22"/>
-        </w:rPr>
-        <w:br/>
       </w:r>
       <w:r>
         <w:rPr>
@@ -889,7 +1000,7 @@
           <w:color w:val="333333"/>
           <w:sz w:val="20"/>
         </w:rPr>
-        <w:t>non_motor_rollover</w:t>
+        <w:t>person_down</w:t>
       </w:r>
       <w:r>
         <w:rPr>
@@ -908,7 +1019,7 @@
           <w:color w:val="333333"/>
           <w:sz w:val="20"/>
         </w:rPr>
-        <w:t>vehicle_fire</w:t>
+        <w:t>motor_vehicle_rollover</w:t>
       </w:r>
       <w:r>
         <w:rPr>
@@ -918,6 +1029,24 @@
           <w:sz w:val="22"/>
         </w:rPr>
         <w:t>、</w:t>
+      </w:r>
+      <w:r>
+        <w:rPr>
+          <w:rFonts w:ascii="Calibri" w:hAnsi="Calibri" w:eastAsia="Microsoft YaHei"/>
+          <w:b w:val="0"/>
+          <w:i w:val="0"/>
+          <w:sz w:val="22"/>
+        </w:rPr>
+        <w:br/>
+      </w:r>
+      <w:r>
+        <w:rPr>
+          <w:rFonts w:ascii="Calibri" w:hAnsi="Calibri" w:eastAsia="Microsoft YaHei"/>
+          <w:b w:val="0"/>
+          <w:i w:val="0"/>
+          <w:sz w:val="22"/>
+        </w:rPr>
+        <w:br/>
       </w:r>
       <w:r>
         <w:rPr>
@@ -927,7 +1056,7 @@
           <w:color w:val="333333"/>
           <w:sz w:val="20"/>
         </w:rPr>
-        <w:t>abnormal_stop</w:t>
+        <w:t>non_motor_rollover</w:t>
       </w:r>
       <w:r>
         <w:rPr>
@@ -946,7 +1075,7 @@
           <w:color w:val="333333"/>
           <w:sz w:val="20"/>
         </w:rPr>
-        <w:t>bypass_behavior</w:t>
+        <w:t>vehicle_fire</w:t>
       </w:r>
       <w:r>
         <w:rPr>
@@ -956,24 +1085,6 @@
           <w:sz w:val="22"/>
         </w:rPr>
         <w:t>、</w:t>
-      </w:r>
-      <w:r>
-        <w:rPr>
-          <w:rFonts w:ascii="Calibri" w:hAnsi="Calibri" w:eastAsia="Microsoft YaHei"/>
-          <w:b w:val="0"/>
-          <w:i w:val="0"/>
-          <w:sz w:val="22"/>
-        </w:rPr>
-        <w:br/>
-      </w:r>
-      <w:r>
-        <w:rPr>
-          <w:rFonts w:ascii="Calibri" w:hAnsi="Calibri" w:eastAsia="Microsoft YaHei"/>
-          <w:b w:val="0"/>
-          <w:i w:val="0"/>
-          <w:sz w:val="22"/>
-        </w:rPr>
-        <w:br/>
       </w:r>
       <w:r>
         <w:rPr>
@@ -983,7 +1094,7 @@
           <w:color w:val="333333"/>
           <w:sz w:val="20"/>
         </w:rPr>
-        <w:t>hazard_light</w:t>
+        <w:t>abnormal_stop</w:t>
       </w:r>
       <w:r>
         <w:rPr>
@@ -1002,7 +1113,7 @@
           <w:color w:val="333333"/>
           <w:sz w:val="20"/>
         </w:rPr>
-        <w:t>smooth_pullover</w:t>
+        <w:t>bypass_behavior</w:t>
       </w:r>
       <w:r>
         <w:rPr>
@@ -1012,6 +1123,24 @@
           <w:sz w:val="22"/>
         </w:rPr>
         <w:t>、</w:t>
+      </w:r>
+      <w:r>
+        <w:rPr>
+          <w:rFonts w:ascii="Calibri" w:hAnsi="Calibri" w:eastAsia="Microsoft YaHei"/>
+          <w:b w:val="0"/>
+          <w:i w:val="0"/>
+          <w:sz w:val="22"/>
+        </w:rPr>
+        <w:br/>
+      </w:r>
+      <w:r>
+        <w:rPr>
+          <w:rFonts w:ascii="Calibri" w:hAnsi="Calibri" w:eastAsia="Microsoft YaHei"/>
+          <w:b w:val="0"/>
+          <w:i w:val="0"/>
+          <w:sz w:val="22"/>
+        </w:rPr>
+        <w:br/>
       </w:r>
       <w:r>
         <w:rPr>
@@ -1021,7 +1150,7 @@
           <w:color w:val="333333"/>
           <w:sz w:val="20"/>
         </w:rPr>
-        <w:t>near_miss</w:t>
+        <w:t>hazard_light</w:t>
       </w:r>
       <w:r>
         <w:rPr>
@@ -1030,18 +1159,7 @@
           <w:i w:val="0"/>
           <w:sz w:val="22"/>
         </w:rPr>
-        <w:t>。</w:t>
-      </w:r>
-    </w:p>
-    <w:p>
-      <w:r>
-        <w:rPr>
-          <w:rFonts w:ascii="Calibri" w:hAnsi="Calibri" w:eastAsia="Microsoft YaHei"/>
-          <w:b w:val="0"/>
-          <w:i w:val="0"/>
-          <w:sz w:val="22"/>
-        </w:rPr>
-        <w:t>事件级纯时间字段（直接 float）：</w:t>
+        <w:t>、</w:t>
       </w:r>
       <w:r>
         <w:rPr>
@@ -1051,7 +1169,7 @@
           <w:color w:val="333333"/>
           <w:sz w:val="20"/>
         </w:rPr>
-        <w:t>event_start_sec</w:t>
+        <w:t>smooth_pullover</w:t>
       </w:r>
       <w:r>
         <w:rPr>
@@ -1070,7 +1188,7 @@
           <w:color w:val="333333"/>
           <w:sz w:val="20"/>
         </w:rPr>
-        <w:t>event_end_sec</w:t>
+        <w:t>near_miss</w:t>
       </w:r>
       <w:r>
         <w:rPr>
@@ -1080,6 +1198,62 @@
           <w:sz w:val="22"/>
         </w:rPr>
         <w:t>。</w:t>
+      </w:r>
+      <w:r>
+        <w:rPr>
+          <w:rFonts w:ascii="Calibri" w:hAnsi="Calibri" w:eastAsia="Microsoft YaHei"/>
+          <w:b w:val="0"/>
+          <w:i w:val="0"/>
+          <w:sz w:val="22"/>
+        </w:rPr>
+        <w:br/>
+      </w:r>
+      <w:r>
+        <w:rPr>
+          <w:rFonts w:ascii="Calibri" w:hAnsi="Calibri" w:eastAsia="Microsoft YaHei"/>
+          <w:b w:val="0"/>
+          <w:i w:val="0"/>
+          <w:sz w:val="22"/>
+        </w:rPr>
+        <w:br/>
+      </w:r>
+      <w:r>
+        <w:rPr>
+          <w:rFonts w:ascii="Consolas" w:hAnsi="Consolas" w:eastAsia="Microsoft YaHei"/>
+          <w:b w:val="0"/>
+          <w:i w:val="0"/>
+          <w:color w:val="333333"/>
+          <w:sz w:val="20"/>
+        </w:rPr>
+        <w:t>flow_interruption_point</w:t>
+      </w:r>
+      <w:r>
+        <w:rPr>
+          <w:rFonts w:ascii="Calibri" w:hAnsi="Calibri" w:eastAsia="Microsoft YaHei"/>
+          <w:b w:val="0"/>
+          <w:i w:val="0"/>
+          <w:sz w:val="22"/>
+        </w:rPr>
+        <w:t xml:space="preserve"> 为位置字段：</w:t>
+      </w:r>
+      <w:r>
+        <w:rPr>
+          <w:rFonts w:ascii="Consolas" w:hAnsi="Consolas" w:eastAsia="Microsoft YaHei"/>
+          <w:b w:val="0"/>
+          <w:i w:val="0"/>
+          <w:color w:val="333333"/>
+          <w:sz w:val="20"/>
+        </w:rPr>
+        <w:t>{"value","bbox"}</w:t>
+      </w:r>
+      <w:r>
+        <w:rPr>
+          <w:rFonts w:ascii="Calibri" w:hAnsi="Calibri" w:eastAsia="Microsoft YaHei"/>
+          <w:b w:val="0"/>
+          <w:i w:val="0"/>
+          <w:sz w:val="22"/>
+        </w:rPr>
+        <w:t>（无时间窗）。</w:t>
       </w:r>
     </w:p>
     <w:p>
@@ -1970,12 +2144,13 @@
             <w:r/>
             <w:r>
               <w:rPr>
-                <w:rFonts w:ascii="Calibri" w:hAnsi="Calibri" w:eastAsia="Microsoft YaHei"/>
+                <w:rFonts w:ascii="Consolas" w:hAnsi="Consolas" w:eastAsia="Microsoft YaHei"/>
                 <w:b w:val="0"/>
                 <w:i w:val="0"/>
-                <w:sz w:val="22"/>
+                <w:color w:val="333333"/>
+                <w:sz w:val="20"/>
               </w:rPr>
-              <w:t>是 / 否 / 不确定</w:t>
+              <w:t>{value, bbox}</w:t>
             </w:r>
           </w:p>
         </w:tc>
@@ -1992,7 +2167,7 @@
                 <w:i w:val="0"/>
                 <w:sz w:val="22"/>
               </w:rPr>
-              <w:t>固定中断点（下游畅通、上游积压）</w:t>
+              <w:t>固定中断点；肯定时必标中断区域坐标</w:t>
             </w:r>
           </w:p>
         </w:tc>
@@ -2053,354 +2228,226 @@
         <w:t>直接证据（时序对象）</w:t>
       </w:r>
     </w:p>
-    <w:tbl>
-      <w:tblPr>
-        <w:tblStyle w:val="TableGrid"/>
-        <w:tblW w:type="auto" w:w="0"/>
-        <w:tblLook w:firstColumn="1" w:firstRow="1" w:lastColumn="0" w:lastRow="0" w:noHBand="0" w:noVBand="1" w:val="04A0"/>
-      </w:tblPr>
-      <w:tblGrid>
-        <w:gridCol w:w="2880"/>
-        <w:gridCol w:w="2880"/>
-        <w:gridCol w:w="2880"/>
-      </w:tblGrid>
-      <w:tr>
-        <w:tc>
-          <w:tcPr>
-            <w:tcW w:type="dxa" w:w="2880"/>
-          </w:tcPr>
-          <w:p>
-            <w:r>
-              <w:rPr>
-                <w:b/>
-              </w:rPr>
-            </w:r>
-            <w:r>
-              <w:rPr>
-                <w:rFonts w:ascii="Calibri" w:hAnsi="Calibri" w:eastAsia="Microsoft YaHei"/>
-                <w:b/>
-                <w:i w:val="0"/>
-                <w:sz w:val="22"/>
-              </w:rPr>
-              <w:t>字段</w:t>
-            </w:r>
-          </w:p>
-        </w:tc>
-        <w:tc>
-          <w:tcPr>
-            <w:tcW w:type="dxa" w:w="2880"/>
-          </w:tcPr>
-          <w:p>
-            <w:r>
-              <w:rPr>
-                <w:b/>
-              </w:rPr>
-            </w:r>
-            <w:r>
-              <w:rPr>
-                <w:rFonts w:ascii="Calibri" w:hAnsi="Calibri" w:eastAsia="Microsoft YaHei"/>
-                <w:b/>
-                <w:i w:val="0"/>
-                <w:sz w:val="22"/>
-              </w:rPr>
-              <w:t>value</w:t>
-            </w:r>
-          </w:p>
-        </w:tc>
-        <w:tc>
-          <w:tcPr>
-            <w:tcW w:type="dxa" w:w="2880"/>
-          </w:tcPr>
-          <w:p>
-            <w:r>
-              <w:rPr>
-                <w:b/>
-              </w:rPr>
-            </w:r>
-            <w:r>
-              <w:rPr>
-                <w:rFonts w:ascii="Calibri" w:hAnsi="Calibri" w:eastAsia="Microsoft YaHei"/>
-                <w:b/>
-                <w:i w:val="0"/>
-                <w:sz w:val="22"/>
-              </w:rPr>
-              <w:t>timestamp 含义</w:t>
-            </w:r>
-          </w:p>
-        </w:tc>
-      </w:tr>
-      <w:tr>
-        <w:tc>
-          <w:tcPr>
-            <w:tcW w:type="dxa" w:w="2880"/>
-          </w:tcPr>
-          <w:p>
-            <w:r/>
-            <w:r>
-              <w:rPr>
-                <w:rFonts w:ascii="Consolas" w:hAnsi="Consolas" w:eastAsia="Microsoft YaHei"/>
-                <w:b w:val="0"/>
-                <w:i w:val="0"/>
-                <w:color w:val="333333"/>
-                <w:sz w:val="20"/>
-              </w:rPr>
-              <w:t>collision_visible</w:t>
-            </w:r>
-          </w:p>
-        </w:tc>
-        <w:tc>
-          <w:tcPr>
-            <w:tcW w:type="dxa" w:w="2880"/>
-          </w:tcPr>
-          <w:p>
-            <w:r/>
-            <w:r>
-              <w:rPr>
-                <w:rFonts w:ascii="Calibri" w:hAnsi="Calibri" w:eastAsia="Microsoft YaHei"/>
-                <w:b w:val="0"/>
-                <w:i w:val="0"/>
-                <w:sz w:val="22"/>
-              </w:rPr>
-              <w:t>是 / 否 / 不确定</w:t>
-            </w:r>
-          </w:p>
-        </w:tc>
-        <w:tc>
-          <w:tcPr>
-            <w:tcW w:type="dxa" w:w="2880"/>
-          </w:tcPr>
-          <w:p>
-            <w:r/>
-            <w:r>
-              <w:rPr>
-                <w:rFonts w:ascii="Calibri" w:hAnsi="Calibri" w:eastAsia="Microsoft YaHei"/>
-                <w:b w:val="0"/>
-                <w:i w:val="0"/>
-                <w:sz w:val="22"/>
-              </w:rPr>
-              <w:t>碰撞过程首次可确认时刻</w:t>
-            </w:r>
-          </w:p>
-        </w:tc>
-      </w:tr>
-      <w:tr>
-        <w:tc>
-          <w:tcPr>
-            <w:tcW w:type="dxa" w:w="2880"/>
-          </w:tcPr>
-          <w:p>
-            <w:r/>
-            <w:r>
-              <w:rPr>
-                <w:rFonts w:ascii="Consolas" w:hAnsi="Consolas" w:eastAsia="Microsoft YaHei"/>
-                <w:b w:val="0"/>
-                <w:i w:val="0"/>
-                <w:color w:val="333333"/>
-                <w:sz w:val="20"/>
-              </w:rPr>
-              <w:t>person_down</w:t>
-            </w:r>
-          </w:p>
-        </w:tc>
-        <w:tc>
-          <w:tcPr>
-            <w:tcW w:type="dxa" w:w="2880"/>
-          </w:tcPr>
-          <w:p>
-            <w:r/>
-            <w:r>
-              <w:rPr>
-                <w:rFonts w:ascii="Calibri" w:hAnsi="Calibri" w:eastAsia="Microsoft YaHei"/>
-                <w:b w:val="0"/>
-                <w:i w:val="0"/>
-                <w:sz w:val="22"/>
-              </w:rPr>
-              <w:t>是 / 否 / 不确定</w:t>
-            </w:r>
-          </w:p>
-        </w:tc>
-        <w:tc>
-          <w:tcPr>
-            <w:tcW w:type="dxa" w:w="2880"/>
-          </w:tcPr>
-          <w:p>
-            <w:r/>
-            <w:r>
-              <w:rPr>
-                <w:rFonts w:ascii="Calibri" w:hAnsi="Calibri" w:eastAsia="Microsoft YaHei"/>
-                <w:b w:val="0"/>
-                <w:i w:val="0"/>
-                <w:sz w:val="22"/>
-              </w:rPr>
-              <w:t>行人/骑车人倒地时刻</w:t>
-            </w:r>
-          </w:p>
-        </w:tc>
-      </w:tr>
-      <w:tr>
-        <w:tc>
-          <w:tcPr>
-            <w:tcW w:type="dxa" w:w="2880"/>
-          </w:tcPr>
-          <w:p>
-            <w:r/>
-            <w:r>
-              <w:rPr>
-                <w:rFonts w:ascii="Consolas" w:hAnsi="Consolas" w:eastAsia="Microsoft YaHei"/>
-                <w:b w:val="0"/>
-                <w:i w:val="0"/>
-                <w:color w:val="333333"/>
-                <w:sz w:val="20"/>
-              </w:rPr>
-              <w:t>motor_vehicle_rollover</w:t>
-            </w:r>
-          </w:p>
-        </w:tc>
-        <w:tc>
-          <w:tcPr>
-            <w:tcW w:type="dxa" w:w="2880"/>
-          </w:tcPr>
-          <w:p>
-            <w:r/>
-            <w:r>
-              <w:rPr>
-                <w:rFonts w:ascii="Calibri" w:hAnsi="Calibri" w:eastAsia="Microsoft YaHei"/>
-                <w:b w:val="0"/>
-                <w:i w:val="0"/>
-                <w:sz w:val="22"/>
-              </w:rPr>
-              <w:t>是 / 否 / 不确定</w:t>
-            </w:r>
-          </w:p>
-        </w:tc>
-        <w:tc>
-          <w:tcPr>
-            <w:tcW w:type="dxa" w:w="2880"/>
-          </w:tcPr>
-          <w:p>
-            <w:r/>
-            <w:r>
-              <w:rPr>
-                <w:rFonts w:ascii="Calibri" w:hAnsi="Calibri" w:eastAsia="Microsoft YaHei"/>
-                <w:b w:val="0"/>
-                <w:i w:val="0"/>
-                <w:sz w:val="22"/>
-              </w:rPr>
-              <w:t>机动车侧翻时刻</w:t>
-            </w:r>
-          </w:p>
-        </w:tc>
-      </w:tr>
-      <w:tr>
-        <w:tc>
-          <w:tcPr>
-            <w:tcW w:type="dxa" w:w="2880"/>
-          </w:tcPr>
-          <w:p>
-            <w:r/>
-            <w:r>
-              <w:rPr>
-                <w:rFonts w:ascii="Consolas" w:hAnsi="Consolas" w:eastAsia="Microsoft YaHei"/>
-                <w:b w:val="0"/>
-                <w:i w:val="0"/>
-                <w:color w:val="333333"/>
-                <w:sz w:val="20"/>
-              </w:rPr>
-              <w:t>non_motor_rollover</w:t>
-            </w:r>
-          </w:p>
-        </w:tc>
-        <w:tc>
-          <w:tcPr>
-            <w:tcW w:type="dxa" w:w="2880"/>
-          </w:tcPr>
-          <w:p>
-            <w:r/>
-            <w:r>
-              <w:rPr>
-                <w:rFonts w:ascii="Calibri" w:hAnsi="Calibri" w:eastAsia="Microsoft YaHei"/>
-                <w:b w:val="0"/>
-                <w:i w:val="0"/>
-                <w:sz w:val="22"/>
-              </w:rPr>
-              <w:t>是 / 否 / 不确定</w:t>
-            </w:r>
-          </w:p>
-        </w:tc>
-        <w:tc>
-          <w:tcPr>
-            <w:tcW w:type="dxa" w:w="2880"/>
-          </w:tcPr>
-          <w:p>
-            <w:r/>
-            <w:r>
-              <w:rPr>
-                <w:rFonts w:ascii="Calibri" w:hAnsi="Calibri" w:eastAsia="Microsoft YaHei"/>
-                <w:b w:val="0"/>
-                <w:i w:val="0"/>
-                <w:sz w:val="22"/>
-              </w:rPr>
-              <w:t>非机动车侧翻时刻</w:t>
-            </w:r>
-          </w:p>
-        </w:tc>
-      </w:tr>
-      <w:tr>
-        <w:tc>
-          <w:tcPr>
-            <w:tcW w:type="dxa" w:w="2880"/>
-          </w:tcPr>
-          <w:p>
-            <w:r/>
-            <w:r>
-              <w:rPr>
-                <w:rFonts w:ascii="Consolas" w:hAnsi="Consolas" w:eastAsia="Microsoft YaHei"/>
-                <w:b w:val="0"/>
-                <w:i w:val="0"/>
-                <w:color w:val="333333"/>
-                <w:sz w:val="20"/>
-              </w:rPr>
-              <w:t>vehicle_fire</w:t>
-            </w:r>
-          </w:p>
-        </w:tc>
-        <w:tc>
-          <w:tcPr>
-            <w:tcW w:type="dxa" w:w="2880"/>
-          </w:tcPr>
-          <w:p>
-            <w:r/>
-            <w:r>
-              <w:rPr>
-                <w:rFonts w:ascii="Calibri" w:hAnsi="Calibri" w:eastAsia="Microsoft YaHei"/>
-                <w:b w:val="0"/>
-                <w:i w:val="0"/>
-                <w:sz w:val="22"/>
-              </w:rPr>
-              <w:t>是 / 否 / 不确定</w:t>
-            </w:r>
-          </w:p>
-        </w:tc>
-        <w:tc>
-          <w:tcPr>
-            <w:tcW w:type="dxa" w:w="2880"/>
-          </w:tcPr>
-          <w:p>
-            <w:r/>
-            <w:r>
-              <w:rPr>
-                <w:rFonts w:ascii="Calibri" w:hAnsi="Calibri" w:eastAsia="Microsoft YaHei"/>
-                <w:b w:val="0"/>
-                <w:i w:val="0"/>
-                <w:sz w:val="22"/>
-              </w:rPr>
-              <w:t>车辆着火/冒浓烟时刻</w:t>
-            </w:r>
-          </w:p>
-        </w:tc>
-      </w:tr>
-    </w:tbl>
-    <w:p/>
+    <w:p>
+      <w:r>
+        <w:rPr>
+          <w:rFonts w:ascii="Calibri" w:hAnsi="Calibri" w:eastAsia="Microsoft YaHei"/>
+          <w:b w:val="0"/>
+          <w:i w:val="0"/>
+          <w:sz w:val="22"/>
+        </w:rPr>
+        <w:t>| 字段 | value | start/end 含义 | bbox |</w:t>
+      </w:r>
+      <w:r>
+        <w:rPr>
+          <w:rFonts w:ascii="Calibri" w:hAnsi="Calibri" w:eastAsia="Microsoft YaHei"/>
+          <w:b w:val="0"/>
+          <w:i w:val="0"/>
+          <w:sz w:val="22"/>
+        </w:rPr>
+        <w:br/>
+      </w:r>
+      <w:r>
+        <w:rPr>
+          <w:rFonts w:ascii="Calibri" w:hAnsi="Calibri" w:eastAsia="Microsoft YaHei"/>
+          <w:b w:val="0"/>
+          <w:i w:val="0"/>
+          <w:sz w:val="22"/>
+        </w:rPr>
+        <w:br/>
+        <w:t>|---|---|---|</w:t>
+      </w:r>
+      <w:r>
+        <w:rPr>
+          <w:rFonts w:ascii="Calibri" w:hAnsi="Calibri" w:eastAsia="Microsoft YaHei"/>
+          <w:b w:val="0"/>
+          <w:i w:val="0"/>
+          <w:sz w:val="22"/>
+        </w:rPr>
+        <w:br/>
+      </w:r>
+      <w:r>
+        <w:rPr>
+          <w:rFonts w:ascii="Calibri" w:hAnsi="Calibri" w:eastAsia="Microsoft YaHei"/>
+          <w:b w:val="0"/>
+          <w:i w:val="0"/>
+          <w:sz w:val="22"/>
+        </w:rPr>
+        <w:br/>
+        <w:t xml:space="preserve">| </w:t>
+      </w:r>
+      <w:r>
+        <w:rPr>
+          <w:rFonts w:ascii="Consolas" w:hAnsi="Consolas" w:eastAsia="Microsoft YaHei"/>
+          <w:b w:val="0"/>
+          <w:i w:val="0"/>
+          <w:color w:val="333333"/>
+          <w:sz w:val="20"/>
+        </w:rPr>
+        <w:t>collision_visible</w:t>
+      </w:r>
+      <w:r>
+        <w:rPr>
+          <w:rFonts w:ascii="Calibri" w:hAnsi="Calibri" w:eastAsia="Microsoft YaHei"/>
+          <w:b w:val="0"/>
+          <w:i w:val="0"/>
+          <w:sz w:val="22"/>
+        </w:rPr>
+        <w:t xml:space="preserve"> | 是 / 否 / 不确定 | 碰撞过程时间窗 | 碰撞区域 |</w:t>
+      </w:r>
+      <w:r>
+        <w:rPr>
+          <w:rFonts w:ascii="Calibri" w:hAnsi="Calibri" w:eastAsia="Microsoft YaHei"/>
+          <w:b w:val="0"/>
+          <w:i w:val="0"/>
+          <w:sz w:val="22"/>
+        </w:rPr>
+        <w:br/>
+      </w:r>
+      <w:r>
+        <w:rPr>
+          <w:rFonts w:ascii="Calibri" w:hAnsi="Calibri" w:eastAsia="Microsoft YaHei"/>
+          <w:b w:val="0"/>
+          <w:i w:val="0"/>
+          <w:sz w:val="22"/>
+        </w:rPr>
+        <w:br/>
+        <w:t xml:space="preserve">| </w:t>
+      </w:r>
+      <w:r>
+        <w:rPr>
+          <w:rFonts w:ascii="Consolas" w:hAnsi="Consolas" w:eastAsia="Microsoft YaHei"/>
+          <w:b w:val="0"/>
+          <w:i w:val="0"/>
+          <w:color w:val="333333"/>
+          <w:sz w:val="20"/>
+        </w:rPr>
+        <w:t>person_down</w:t>
+      </w:r>
+      <w:r>
+        <w:rPr>
+          <w:rFonts w:ascii="Calibri" w:hAnsi="Calibri" w:eastAsia="Microsoft YaHei"/>
+          <w:b w:val="0"/>
+          <w:i w:val="0"/>
+          <w:sz w:val="22"/>
+        </w:rPr>
+        <w:t xml:space="preserve"> | 是 / 否 / 不确定 | 倒地时间窗 | 倒地目标 |</w:t>
+      </w:r>
+      <w:r>
+        <w:rPr>
+          <w:rFonts w:ascii="Calibri" w:hAnsi="Calibri" w:eastAsia="Microsoft YaHei"/>
+          <w:b w:val="0"/>
+          <w:i w:val="0"/>
+          <w:sz w:val="22"/>
+        </w:rPr>
+        <w:br/>
+      </w:r>
+      <w:r>
+        <w:rPr>
+          <w:rFonts w:ascii="Calibri" w:hAnsi="Calibri" w:eastAsia="Microsoft YaHei"/>
+          <w:b w:val="0"/>
+          <w:i w:val="0"/>
+          <w:sz w:val="22"/>
+        </w:rPr>
+        <w:br/>
+        <w:t xml:space="preserve">| </w:t>
+      </w:r>
+      <w:r>
+        <w:rPr>
+          <w:rFonts w:ascii="Consolas" w:hAnsi="Consolas" w:eastAsia="Microsoft YaHei"/>
+          <w:b w:val="0"/>
+          <w:i w:val="0"/>
+          <w:color w:val="333333"/>
+          <w:sz w:val="20"/>
+        </w:rPr>
+        <w:t>motor_vehicle_rollover</w:t>
+      </w:r>
+      <w:r>
+        <w:rPr>
+          <w:rFonts w:ascii="Calibri" w:hAnsi="Calibri" w:eastAsia="Microsoft YaHei"/>
+          <w:b w:val="0"/>
+          <w:i w:val="0"/>
+          <w:sz w:val="22"/>
+        </w:rPr>
+        <w:t xml:space="preserve"> | 是 / 否 / 不确定 | 侧翻时间窗 | 侧翻车辆 |</w:t>
+      </w:r>
+      <w:r>
+        <w:rPr>
+          <w:rFonts w:ascii="Calibri" w:hAnsi="Calibri" w:eastAsia="Microsoft YaHei"/>
+          <w:b w:val="0"/>
+          <w:i w:val="0"/>
+          <w:sz w:val="22"/>
+        </w:rPr>
+        <w:br/>
+      </w:r>
+      <w:r>
+        <w:rPr>
+          <w:rFonts w:ascii="Calibri" w:hAnsi="Calibri" w:eastAsia="Microsoft YaHei"/>
+          <w:b w:val="0"/>
+          <w:i w:val="0"/>
+          <w:sz w:val="22"/>
+        </w:rPr>
+        <w:br/>
+        <w:t xml:space="preserve">| </w:t>
+      </w:r>
+      <w:r>
+        <w:rPr>
+          <w:rFonts w:ascii="Consolas" w:hAnsi="Consolas" w:eastAsia="Microsoft YaHei"/>
+          <w:b w:val="0"/>
+          <w:i w:val="0"/>
+          <w:color w:val="333333"/>
+          <w:sz w:val="20"/>
+        </w:rPr>
+        <w:t>non_motor_rollover</w:t>
+      </w:r>
+      <w:r>
+        <w:rPr>
+          <w:rFonts w:ascii="Calibri" w:hAnsi="Calibri" w:eastAsia="Microsoft YaHei"/>
+          <w:b w:val="0"/>
+          <w:i w:val="0"/>
+          <w:sz w:val="22"/>
+        </w:rPr>
+        <w:t xml:space="preserve"> | 是 / 否 / 不确定 | 侧翻时间窗 | 侧翻目标 |</w:t>
+      </w:r>
+      <w:r>
+        <w:rPr>
+          <w:rFonts w:ascii="Calibri" w:hAnsi="Calibri" w:eastAsia="Microsoft YaHei"/>
+          <w:b w:val="0"/>
+          <w:i w:val="0"/>
+          <w:sz w:val="22"/>
+        </w:rPr>
+        <w:br/>
+      </w:r>
+      <w:r>
+        <w:rPr>
+          <w:rFonts w:ascii="Calibri" w:hAnsi="Calibri" w:eastAsia="Microsoft YaHei"/>
+          <w:b w:val="0"/>
+          <w:i w:val="0"/>
+          <w:sz w:val="22"/>
+        </w:rPr>
+        <w:br/>
+        <w:t xml:space="preserve">| </w:t>
+      </w:r>
+      <w:r>
+        <w:rPr>
+          <w:rFonts w:ascii="Consolas" w:hAnsi="Consolas" w:eastAsia="Microsoft YaHei"/>
+          <w:b w:val="0"/>
+          <w:i w:val="0"/>
+          <w:color w:val="333333"/>
+          <w:sz w:val="20"/>
+        </w:rPr>
+        <w:t>vehicle_fire</w:t>
+      </w:r>
+      <w:r>
+        <w:rPr>
+          <w:rFonts w:ascii="Calibri" w:hAnsi="Calibri" w:eastAsia="Microsoft YaHei"/>
+          <w:b w:val="0"/>
+          <w:i w:val="0"/>
+          <w:sz w:val="22"/>
+        </w:rPr>
+        <w:t xml:space="preserve"> | 是 / 否 / 不确定 | 着火时间窗 | 着火车辆 |</w:t>
+      </w:r>
+    </w:p>
     <w:p>
       <w:pPr>
         <w:pStyle w:val="Heading3"/>
@@ -2590,7 +2637,7 @@
                 <w:i w:val="0"/>
                 <w:sz w:val="22"/>
               </w:rPr>
-              <w:t>时序对象</w:t>
+              <w:t>时序+坐标对象</w:t>
             </w:r>
           </w:p>
         </w:tc>
@@ -2607,7 +2654,7 @@
                 <w:i w:val="0"/>
                 <w:sz w:val="22"/>
               </w:rPr>
-              <w:t>异常停止；timestamp=首次静止于异常位置</w:t>
+              <w:t>异常停止时间窗 + 停车车辆 bbox</w:t>
             </w:r>
           </w:p>
         </w:tc>
@@ -2644,7 +2691,7 @@
                 <w:i w:val="0"/>
                 <w:sz w:val="22"/>
               </w:rPr>
-              <w:t>时序对象</w:t>
+              <w:t>时序+坐标对象</w:t>
             </w:r>
           </w:p>
         </w:tc>
@@ -2661,7 +2708,7 @@
                 <w:i w:val="0"/>
                 <w:sz w:val="22"/>
               </w:rPr>
-              <w:t>绕行；timestamp=首辆开始绕行</w:t>
+              <w:t>绕行时间窗 + 绕行区域 bbox</w:t>
             </w:r>
           </w:p>
         </w:tc>
@@ -2784,7 +2831,7 @@
                 <w:i w:val="0"/>
                 <w:sz w:val="22"/>
               </w:rPr>
-              <w:t>时序对象</w:t>
+              <w:t>时序+坐标对象</w:t>
             </w:r>
           </w:p>
         </w:tc>
@@ -2801,7 +2848,7 @@
                 <w:i w:val="0"/>
                 <w:sz w:val="22"/>
               </w:rPr>
-              <w:t>双闪；timestamp=首次确认闪烁</w:t>
+              <w:t>双闪时间窗 + 车辆 bbox</w:t>
             </w:r>
           </w:p>
         </w:tc>
@@ -2946,7 +2993,7 @@
                 <w:i w:val="0"/>
                 <w:sz w:val="22"/>
               </w:rPr>
-              <w:t>时序对象</w:t>
+              <w:t>时序+坐标对象</w:t>
             </w:r>
           </w:p>
         </w:tc>
@@ -2963,7 +3010,7 @@
                 <w:i w:val="0"/>
                 <w:sz w:val="22"/>
               </w:rPr>
-              <w:t>平稳靠边；timestamp=开始靠边减速</w:t>
+              <w:t>靠边时间窗 + 车辆 bbox</w:t>
             </w:r>
           </w:p>
         </w:tc>
@@ -3000,7 +3047,7 @@
                 <w:i w:val="0"/>
                 <w:sz w:val="22"/>
               </w:rPr>
-              <w:t>时序对象</w:t>
+              <w:t>时序+坐标对象</w:t>
             </w:r>
           </w:p>
         </w:tc>
@@ -3017,7 +3064,7 @@
                 <w:i w:val="0"/>
                 <w:sz w:val="22"/>
               </w:rPr>
-              <w:t>险情未碰；timestamp=最险瞬间</w:t>
+              <w:t>最险时间窗 + 近接区域 bbox</w:t>
             </w:r>
           </w:p>
         </w:tc>
@@ -3251,12 +3298,22 @@
             <w:r/>
             <w:r>
               <w:rPr>
+                <w:rFonts w:ascii="Consolas" w:hAnsi="Consolas" w:eastAsia="Microsoft YaHei"/>
+                <w:b w:val="0"/>
+                <w:i w:val="0"/>
+                <w:color w:val="333333"/>
+                <w:sz w:val="20"/>
+              </w:rPr>
+              <w:t>[x,y,w,h]</w:t>
+            </w:r>
+            <w:r>
+              <w:rPr>
                 <w:rFonts w:ascii="Calibri" w:hAnsi="Calibri" w:eastAsia="Microsoft YaHei"/>
                 <w:b w:val="0"/>
                 <w:i w:val="0"/>
                 <w:sz w:val="22"/>
               </w:rPr>
-              <w:t>[x,y,w,h] 或 null</w:t>
+              <w:t xml:space="preserve"> 或 null</w:t>
             </w:r>
           </w:p>
         </w:tc>
@@ -3273,7 +3330,7 @@
                 <w:i w:val="0"/>
                 <w:sz w:val="22"/>
               </w:rPr>
-              <w:t>事故区域外接框；负样本 null</w:t>
+              <w:t>事故区域坐标（与 bbox 同格式）；负样本 null</w:t>
             </w:r>
           </w:p>
         </w:tc>
@@ -4018,7 +4075,7 @@
           <w:color w:val="222222"/>
           <w:sz w:val="18"/>
         </w:rPr>
-        <w:t>② 时序属性 value=是 时 timestamp_sec 必填且落在 [0, duration_sec]；</w:t>
+        <w:t>② 时序属性 value=是 时 start_sec/end_sec 必填且 0≤start≤end≤duration；</w:t>
       </w:r>
     </w:p>
     <w:p>
@@ -4034,7 +4091,7 @@
           <w:color w:val="222222"/>
           <w:sz w:val="18"/>
         </w:rPr>
-        <w:t>③ collision_visible.value=是 与 collision_occluded=是 互斥；</w:t>
+        <w:t xml:space="preserve">   位置相关 value=是 时 bbox 必填；</w:t>
       </w:r>
     </w:p>
     <w:p>
@@ -4050,7 +4107,7 @@
           <w:color w:val="222222"/>
           <w:sz w:val="18"/>
         </w:rPr>
-        <w:t>④ accident=是 时准入成立，且 event 四字段有效；</w:t>
+        <w:t>③ collision_visible.value=是 与 collision_occluded=是 互斥；</w:t>
       </w:r>
     </w:p>
     <w:p>
@@ -4066,35 +4123,51 @@
           <w:color w:val="222222"/>
           <w:sz w:val="18"/>
         </w:rPr>
-        <w:t>⑤ event_start_sec ≤ event_end_sec。</w:t>
+        <w:t>④ accident=是 时准入成立，且 event 四字段有效；</w:t>
       </w:r>
     </w:p>
     <w:p>
       <w:pPr>
-        <w:jc w:val="center"/>
-      </w:pPr>
-      <w:r>
-        <w:t>————————————————————</w:t>
+        <w:spacing w:before="0" w:after="0"/>
+        <w:ind w:left="240"/>
+      </w:pPr>
+      <w:r>
+        <w:rPr>
+          <w:rFonts w:ascii="Consolas" w:hAnsi="Consolas" w:eastAsia="Microsoft YaHei"/>
+          <w:b w:val="0"/>
+          <w:i w:val="0"/>
+          <w:color w:val="222222"/>
+          <w:sz w:val="18"/>
+        </w:rPr>
+        <w:t>⑤ event_start_sec ≤ event_end_sec。</w:t>
       </w:r>
     </w:p>
     <w:p>
       <w:pPr>
-        <w:pStyle w:val="Heading2"/>
-      </w:pPr>
-      <w:r>
-        <w:t>11. 完整示例</w:t>
+        <w:jc w:val="center"/>
+      </w:pPr>
+      <w:r>
+        <w:t>————————————————————</w:t>
       </w:r>
     </w:p>
     <w:p>
       <w:pPr>
-        <w:pStyle w:val="Heading3"/>
-      </w:pPr>
-      <w:r>
-        <w:t>示例 1：高速追尾（正样本）</w:t>
+        <w:pStyle w:val="Heading2"/>
+      </w:pPr>
+      <w:r>
+        <w:t>11. 完整示例</w:t>
       </w:r>
     </w:p>
     <w:p>
       <w:pPr>
+        <w:pStyle w:val="Heading3"/>
+      </w:pPr>
+      <w:r>
+        <w:t>示例 1：高速追尾（正样本）</w:t>
+      </w:r>
+    </w:p>
+    <w:p>
+      <w:pPr>
         <w:spacing w:before="0" w:after="0"/>
         <w:ind w:left="240"/>
       </w:pPr>
@@ -4282,7 +4355,7 @@
           <w:color w:val="222222"/>
           <w:sz w:val="18"/>
         </w:rPr>
-        <w:t xml:space="preserve">    "flow_interruption_point": "是"</w:t>
+        <w:t xml:space="preserve">    "flow_interruption_point": {</w:t>
       </w:r>
     </w:p>
     <w:p>
@@ -4298,7 +4371,7 @@
           <w:color w:val="222222"/>
           <w:sz w:val="18"/>
         </w:rPr>
-        <w:t xml:space="preserve">  },</w:t>
+        <w:t xml:space="preserve">      "value": "是",</w:t>
       </w:r>
     </w:p>
     <w:p>
@@ -4314,7 +4387,7 @@
           <w:color w:val="222222"/>
           <w:sz w:val="18"/>
         </w:rPr>
-        <w:t xml:space="preserve">  "evidence": {</w:t>
+        <w:t xml:space="preserve">      "bbox": [</w:t>
       </w:r>
     </w:p>
     <w:p>
@@ -4330,7 +4403,7 @@
           <w:color w:val="222222"/>
           <w:sz w:val="18"/>
         </w:rPr>
-        <w:t xml:space="preserve">    "collision_visible": {"value": "是", "timestamp_sec": 6.5},</w:t>
+        <w:t xml:space="preserve">        750,</w:t>
       </w:r>
     </w:p>
     <w:p>
@@ -4346,7 +4419,7 @@
           <w:color w:val="222222"/>
           <w:sz w:val="18"/>
         </w:rPr>
-        <w:t xml:space="preserve">    "person_down": {"value": "否", "timestamp_sec": null},</w:t>
+        <w:t xml:space="preserve">        300,</w:t>
       </w:r>
     </w:p>
     <w:p>
@@ -4362,7 +4435,7 @@
           <w:color w:val="222222"/>
           <w:sz w:val="18"/>
         </w:rPr>
-        <w:t xml:space="preserve">    "motor_vehicle_rollover": {"value": "否", "timestamp_sec": null},</w:t>
+        <w:t xml:space="preserve">        500,</w:t>
       </w:r>
     </w:p>
     <w:p>
@@ -4378,7 +4451,7 @@
           <w:color w:val="222222"/>
           <w:sz w:val="18"/>
         </w:rPr>
-        <w:t xml:space="preserve">    "non_motor_rollover": {"value": "否", "timestamp_sec": null},</w:t>
+        <w:t xml:space="preserve">        360</w:t>
       </w:r>
     </w:p>
     <w:p>
@@ -4394,7 +4467,7 @@
           <w:color w:val="222222"/>
           <w:sz w:val="18"/>
         </w:rPr>
-        <w:t xml:space="preserve">    "vehicle_fire": {"value": "否", "timestamp_sec": null},</w:t>
+        <w:t xml:space="preserve">      ]</w:t>
       </w:r>
     </w:p>
     <w:p>
@@ -4410,7 +4483,7 @@
           <w:color w:val="222222"/>
           <w:sz w:val="18"/>
         </w:rPr>
-        <w:t xml:space="preserve">    "collision_occluded": "否",</w:t>
+        <w:t xml:space="preserve">    }</w:t>
       </w:r>
     </w:p>
     <w:p>
@@ -4426,7 +4499,7 @@
           <w:color w:val="222222"/>
           <w:sz w:val="18"/>
         </w:rPr>
-        <w:t xml:space="preserve">    "abnormal_stop": {"value": "是", "timestamp_sec": 7.2},</w:t>
+        <w:t xml:space="preserve">  },</w:t>
       </w:r>
     </w:p>
     <w:p>
@@ -4442,7 +4515,7 @@
           <w:color w:val="222222"/>
           <w:sz w:val="18"/>
         </w:rPr>
-        <w:t xml:space="preserve">    "bypass_behavior": {"value": "是", "timestamp_sec": 8.0},</w:t>
+        <w:t xml:space="preserve">  "evidence": {</w:t>
       </w:r>
     </w:p>
     <w:p>
@@ -4458,7 +4531,7 @@
           <w:color w:val="222222"/>
           <w:sz w:val="18"/>
         </w:rPr>
-        <w:t xml:space="preserve">    "hazard_light": {"value": "是", "timestamp_sec": 7.5},</w:t>
+        <w:t xml:space="preserve">    "collision_visible": {</w:t>
       </w:r>
     </w:p>
     <w:p>
@@ -4474,7 +4547,7 @@
           <w:color w:val="222222"/>
           <w:sz w:val="18"/>
         </w:rPr>
-        <w:t xml:space="preserve">    "hazard_light_reason": "事故后",</w:t>
+        <w:t xml:space="preserve">      "value": "是",</w:t>
       </w:r>
     </w:p>
     <w:p>
@@ -4490,7 +4563,7 @@
           <w:color w:val="222222"/>
           <w:sz w:val="18"/>
         </w:rPr>
-        <w:t xml:space="preserve">    "congestion_only": "否",</w:t>
+        <w:t xml:space="preserve">      "start_sec": 6.5,</w:t>
       </w:r>
     </w:p>
     <w:p>
@@ -4506,7 +4579,7 @@
           <w:color w:val="222222"/>
           <w:sz w:val="18"/>
         </w:rPr>
-        <w:t xml:space="preserve">    "smooth_pullover": {"value": "否", "timestamp_sec": null},</w:t>
+        <w:t xml:space="preserve">      "end_sec": 6.8,</w:t>
       </w:r>
     </w:p>
     <w:p>
@@ -4522,7 +4595,7 @@
           <w:color w:val="222222"/>
           <w:sz w:val="18"/>
         </w:rPr>
-        <w:t xml:space="preserve">    "near_miss": {"value": "否", "timestamp_sec": null}</w:t>
+        <w:t xml:space="preserve">      "bbox": [</w:t>
       </w:r>
     </w:p>
     <w:p>
@@ -4538,7 +4611,7 @@
           <w:color w:val="222222"/>
           <w:sz w:val="18"/>
         </w:rPr>
-        <w:t xml:space="preserve">  },</w:t>
+        <w:t xml:space="preserve">        780,</w:t>
       </w:r>
     </w:p>
     <w:p>
@@ -4554,7 +4627,7 @@
           <w:color w:val="222222"/>
           <w:sz w:val="18"/>
         </w:rPr>
-        <w:t xml:space="preserve">  "event": {</w:t>
+        <w:t xml:space="preserve">        360,</w:t>
       </w:r>
     </w:p>
     <w:p>
@@ -4570,7 +4643,7 @@
           <w:color w:val="222222"/>
           <w:sz w:val="18"/>
         </w:rPr>
-        <w:t xml:space="preserve">    "event_start_sec": 6.5,</w:t>
+        <w:t xml:space="preserve">        280,</w:t>
       </w:r>
     </w:p>
     <w:p>
@@ -4586,7 +4659,7 @@
           <w:color w:val="222222"/>
           <w:sz w:val="18"/>
         </w:rPr>
-        <w:t xml:space="preserve">    "event_end_sec": 14.0,</w:t>
+        <w:t xml:space="preserve">        220</w:t>
       </w:r>
     </w:p>
     <w:p>
@@ -4602,7 +4675,7 @@
           <w:color w:val="222222"/>
           <w:sz w:val="18"/>
         </w:rPr>
-        <w:t xml:space="preserve">    "accident_area_box": [760, 320, 520, 340],</w:t>
+        <w:t xml:space="preserve">      ]</w:t>
       </w:r>
     </w:p>
     <w:p>
@@ -4618,7 +4691,7 @@
           <w:color w:val="222222"/>
           <w:sz w:val="18"/>
         </w:rPr>
-        <w:t xml:space="preserve">    "accident_area_location": "行车道内"</w:t>
+        <w:t xml:space="preserve">    },</w:t>
       </w:r>
     </w:p>
     <w:p>
@@ -4634,7 +4707,7 @@
           <w:color w:val="222222"/>
           <w:sz w:val="18"/>
         </w:rPr>
-        <w:t xml:space="preserve">  },</w:t>
+        <w:t xml:space="preserve">    "person_down": {</w:t>
       </w:r>
     </w:p>
     <w:p>
@@ -4650,7 +4723,7 @@
           <w:color w:val="222222"/>
           <w:sz w:val="18"/>
         </w:rPr>
-        <w:t xml:space="preserve">  "label": {</w:t>
+        <w:t xml:space="preserve">      "value": "否",</w:t>
       </w:r>
     </w:p>
     <w:p>
@@ -4666,7 +4739,7 @@
           <w:color w:val="222222"/>
           <w:sz w:val="18"/>
         </w:rPr>
-        <w:t xml:space="preserve">    "accident": "是",</w:t>
+        <w:t xml:space="preserve">      "start_sec": null,</w:t>
       </w:r>
     </w:p>
     <w:p>
@@ -4682,7 +4755,7 @@
           <w:color w:val="222222"/>
           <w:sz w:val="18"/>
         </w:rPr>
-        <w:t xml:space="preserve">    "accident_type": "追尾",</w:t>
+        <w:t xml:space="preserve">      "end_sec": null,</w:t>
       </w:r>
     </w:p>
     <w:p>
@@ -4698,7 +4771,7 @@
           <w:color w:val="222222"/>
           <w:sz w:val="18"/>
         </w:rPr>
-        <w:t xml:space="preserve">    "confidence": "高"</w:t>
+        <w:t xml:space="preserve">      "bbox": null</w:t>
       </w:r>
     </w:p>
     <w:p>
@@ -4714,7 +4787,7 @@
           <w:color w:val="222222"/>
           <w:sz w:val="18"/>
         </w:rPr>
-        <w:t xml:space="preserve">  },</w:t>
+        <w:t xml:space="preserve">    },</w:t>
       </w:r>
     </w:p>
     <w:p>
@@ -4730,7 +4803,7 @@
           <w:color w:val="222222"/>
           <w:sz w:val="18"/>
         </w:rPr>
-        <w:t xml:space="preserve">  "derived": {</w:t>
+        <w:t xml:space="preserve">    "motor_vehicle_rollover": {</w:t>
       </w:r>
     </w:p>
     <w:p>
@@ -4746,7 +4819,7 @@
           <w:color w:val="222222"/>
           <w:sz w:val="18"/>
         </w:rPr>
-        <w:t xml:space="preserve">    "congestion": "是",</w:t>
+        <w:t xml:space="preserve">      "value": "否",</w:t>
       </w:r>
     </w:p>
     <w:p>
@@ -4762,7 +4835,7 @@
           <w:color w:val="222222"/>
           <w:sz w:val="18"/>
         </w:rPr>
-        <w:t xml:space="preserve">    "hard": false</w:t>
+        <w:t xml:space="preserve">      "start_sec": null,</w:t>
       </w:r>
     </w:p>
     <w:p>
@@ -4778,7 +4851,7 @@
           <w:color w:val="222222"/>
           <w:sz w:val="18"/>
         </w:rPr>
-        <w:t xml:space="preserve">  }</w:t>
+        <w:t xml:space="preserve">      "end_sec": null,</w:t>
       </w:r>
     </w:p>
     <w:p>
@@ -4794,15 +4867,23 @@
           <w:color w:val="222222"/>
           <w:sz w:val="18"/>
         </w:rPr>
-        <w:t>}</w:t>
+        <w:t xml:space="preserve">      "bbox": null</w:t>
       </w:r>
     </w:p>
     <w:p>
       <w:pPr>
-        <w:pStyle w:val="Heading3"/>
-      </w:pPr>
-      <w:r>
-        <w:t>示例 2：隧道双闪拥堵（困难负样本）</w:t>
+        <w:spacing w:before="0" w:after="0"/>
+        <w:ind w:left="240"/>
+      </w:pPr>
+      <w:r>
+        <w:rPr>
+          <w:rFonts w:ascii="Consolas" w:hAnsi="Consolas" w:eastAsia="Microsoft YaHei"/>
+          <w:b w:val="0"/>
+          <w:i w:val="0"/>
+          <w:color w:val="222222"/>
+          <w:sz w:val="18"/>
+        </w:rPr>
+        <w:t xml:space="preserve">    },</w:t>
       </w:r>
     </w:p>
     <w:p>
@@ -4818,7 +4899,7 @@
           <w:color w:val="222222"/>
           <w:sz w:val="18"/>
         </w:rPr>
-        <w:t>{</w:t>
+        <w:t xml:space="preserve">    "non_motor_rollover": {</w:t>
       </w:r>
     </w:p>
     <w:p>
@@ -4834,7 +4915,7 @@
           <w:color w:val="222222"/>
           <w:sz w:val="18"/>
         </w:rPr>
-        <w:t xml:space="preserve">  "meta": {</w:t>
+        <w:t xml:space="preserve">      "value": "否",</w:t>
       </w:r>
     </w:p>
     <w:p>
@@ -4850,7 +4931,7 @@
           <w:color w:val="222222"/>
           <w:sz w:val="18"/>
         </w:rPr>
-        <w:t xml:space="preserve">    "media_type": "video",</w:t>
+        <w:t xml:space="preserve">      "start_sec": null,</w:t>
       </w:r>
     </w:p>
     <w:p>
@@ -4866,7 +4947,7 @@
           <w:color w:val="222222"/>
           <w:sz w:val="18"/>
         </w:rPr>
-        <w:t xml:space="preserve">    "video_path": "/data/videos/tn_00456.mp4",</w:t>
+        <w:t xml:space="preserve">      "end_sec": null,</w:t>
       </w:r>
     </w:p>
     <w:p>
@@ -4882,7 +4963,7 @@
           <w:color w:val="222222"/>
           <w:sz w:val="18"/>
         </w:rPr>
-        <w:t xml:space="preserve">    "duration_sec": 20.0,</w:t>
+        <w:t xml:space="preserve">      "bbox": null</w:t>
       </w:r>
     </w:p>
     <w:p>
@@ -4898,7 +4979,7 @@
           <w:color w:val="222222"/>
           <w:sz w:val="18"/>
         </w:rPr>
-        <w:t xml:space="preserve">    "scene": "隧道",</w:t>
+        <w:t xml:space="preserve">    },</w:t>
       </w:r>
     </w:p>
     <w:p>
@@ -4914,7 +4995,7 @@
           <w:color w:val="222222"/>
           <w:sz w:val="18"/>
         </w:rPr>
-        <w:t xml:space="preserve">    "camera_view": "隧道固定",</w:t>
+        <w:t xml:space="preserve">    "vehicle_fire": {</w:t>
       </w:r>
     </w:p>
     <w:p>
@@ -4930,7 +5011,7 @@
           <w:color w:val="222222"/>
           <w:sz w:val="18"/>
         </w:rPr>
-        <w:t xml:space="preserve">    "annotator_id": "A07"</w:t>
+        <w:t xml:space="preserve">      "value": "否",</w:t>
       </w:r>
     </w:p>
     <w:p>
@@ -4946,7 +5027,7 @@
           <w:color w:val="222222"/>
           <w:sz w:val="18"/>
         </w:rPr>
-        <w:t xml:space="preserve">  },</w:t>
+        <w:t xml:space="preserve">      "start_sec": null,</w:t>
       </w:r>
     </w:p>
     <w:p>
@@ -4962,7 +5043,7 @@
           <w:color w:val="222222"/>
           <w:sz w:val="18"/>
         </w:rPr>
-        <w:t xml:space="preserve">  "traffic": {</w:t>
+        <w:t xml:space="preserve">      "end_sec": null,</w:t>
       </w:r>
     </w:p>
     <w:p>
@@ -4978,7 +5059,7 @@
           <w:color w:val="222222"/>
           <w:sz w:val="18"/>
         </w:rPr>
-        <w:t xml:space="preserve">    "traffic_flow": "拥堵",</w:t>
+        <w:t xml:space="preserve">      "bbox": null</w:t>
       </w:r>
     </w:p>
     <w:p>
@@ -4994,7 +5075,7 @@
           <w:color w:val="222222"/>
           <w:sz w:val="18"/>
         </w:rPr>
-        <w:t xml:space="preserve">    "flow_interruption_point": "否"</w:t>
+        <w:t xml:space="preserve">    },</w:t>
       </w:r>
     </w:p>
     <w:p>
@@ -5010,7 +5091,7 @@
           <w:color w:val="222222"/>
           <w:sz w:val="18"/>
         </w:rPr>
-        <w:t xml:space="preserve">  },</w:t>
+        <w:t xml:space="preserve">    "collision_occluded": "否",</w:t>
       </w:r>
     </w:p>
     <w:p>
@@ -5026,7 +5107,7 @@
           <w:color w:val="222222"/>
           <w:sz w:val="18"/>
         </w:rPr>
-        <w:t xml:space="preserve">  "evidence": {</w:t>
+        <w:t xml:space="preserve">    "abnormal_stop": {</w:t>
       </w:r>
     </w:p>
     <w:p>
@@ -5042,7 +5123,7 @@
           <w:color w:val="222222"/>
           <w:sz w:val="18"/>
         </w:rPr>
-        <w:t xml:space="preserve">    "collision_visible": {"value": "否", "timestamp_sec": null},</w:t>
+        <w:t xml:space="preserve">      "value": "是",</w:t>
       </w:r>
     </w:p>
     <w:p>
@@ -5058,7 +5139,7 @@
           <w:color w:val="222222"/>
           <w:sz w:val="18"/>
         </w:rPr>
-        <w:t xml:space="preserve">    "person_down": {"value": "否", "timestamp_sec": null},</w:t>
+        <w:t xml:space="preserve">      "start_sec": 7.2,</w:t>
       </w:r>
     </w:p>
     <w:p>
@@ -5074,7 +5155,7 @@
           <w:color w:val="222222"/>
           <w:sz w:val="18"/>
         </w:rPr>
-        <w:t xml:space="preserve">    "motor_vehicle_rollover": {"value": "否", "timestamp_sec": null},</w:t>
+        <w:t xml:space="preserve">      "end_sec": 14.0,</w:t>
       </w:r>
     </w:p>
     <w:p>
@@ -5090,7 +5171,7 @@
           <w:color w:val="222222"/>
           <w:sz w:val="18"/>
         </w:rPr>
-        <w:t xml:space="preserve">    "non_motor_rollover": {"value": "否", "timestamp_sec": null},</w:t>
+        <w:t xml:space="preserve">      "bbox": [</w:t>
       </w:r>
     </w:p>
     <w:p>
@@ -5106,7 +5187,7 @@
           <w:color w:val="222222"/>
           <w:sz w:val="18"/>
         </w:rPr>
-        <w:t xml:space="preserve">    "vehicle_fire": {"value": "否", "timestamp_sec": null},</w:t>
+        <w:t xml:space="preserve">        800,</w:t>
       </w:r>
     </w:p>
     <w:p>
@@ -5122,7 +5203,7 @@
           <w:color w:val="222222"/>
           <w:sz w:val="18"/>
         </w:rPr>
-        <w:t xml:space="preserve">    "collision_occluded": "否",</w:t>
+        <w:t xml:space="preserve">        340,</w:t>
       </w:r>
     </w:p>
     <w:p>
@@ -5138,7 +5219,7 @@
           <w:color w:val="222222"/>
           <w:sz w:val="18"/>
         </w:rPr>
-        <w:t xml:space="preserve">    "abnormal_stop": {"value": "否", "timestamp_sec": null},</w:t>
+        <w:t xml:space="preserve">        420,</w:t>
       </w:r>
     </w:p>
     <w:p>
@@ -5154,7 +5235,7 @@
           <w:color w:val="222222"/>
           <w:sz w:val="18"/>
         </w:rPr>
-        <w:t xml:space="preserve">    "bypass_behavior": {"value": "否", "timestamp_sec": null},</w:t>
+        <w:t xml:space="preserve">        300</w:t>
       </w:r>
     </w:p>
     <w:p>
@@ -5170,7 +5251,7 @@
           <w:color w:val="222222"/>
           <w:sz w:val="18"/>
         </w:rPr>
-        <w:t xml:space="preserve">    "hazard_light": {"value": "是", "timestamp_sec": 3.0},</w:t>
+        <w:t xml:space="preserve">      ]</w:t>
       </w:r>
     </w:p>
     <w:p>
@@ -5186,7 +5267,7 @@
           <w:color w:val="222222"/>
           <w:sz w:val="18"/>
         </w:rPr>
-        <w:t xml:space="preserve">    "hazard_light_reason": "拥堵缓行",</w:t>
+        <w:t xml:space="preserve">    },</w:t>
       </w:r>
     </w:p>
     <w:p>
@@ -5202,7 +5283,7 @@
           <w:color w:val="222222"/>
           <w:sz w:val="18"/>
         </w:rPr>
-        <w:t xml:space="preserve">    "congestion_only": "是",</w:t>
+        <w:t xml:space="preserve">    "bypass_behavior": {</w:t>
       </w:r>
     </w:p>
     <w:p>
@@ -5218,7 +5299,7 @@
           <w:color w:val="222222"/>
           <w:sz w:val="18"/>
         </w:rPr>
-        <w:t xml:space="preserve">    "smooth_pullover": {"value": "否", "timestamp_sec": null},</w:t>
+        <w:t xml:space="preserve">      "value": "是",</w:t>
       </w:r>
     </w:p>
     <w:p>
@@ -5234,7 +5315,2255 @@
           <w:color w:val="222222"/>
           <w:sz w:val="18"/>
         </w:rPr>
-        <w:t xml:space="preserve">    "near_miss": {"value": "否", "timestamp_sec": null}</w:t>
+        <w:t xml:space="preserve">      "start_sec": 8.0,</w:t>
+      </w:r>
+    </w:p>
+    <w:p>
+      <w:pPr>
+        <w:spacing w:before="0" w:after="0"/>
+        <w:ind w:left="240"/>
+      </w:pPr>
+      <w:r>
+        <w:rPr>
+          <w:rFonts w:ascii="Consolas" w:hAnsi="Consolas" w:eastAsia="Microsoft YaHei"/>
+          <w:b w:val="0"/>
+          <w:i w:val="0"/>
+          <w:color w:val="222222"/>
+          <w:sz w:val="18"/>
+        </w:rPr>
+        <w:t xml:space="preserve">      "end_sec": 14.0,</w:t>
+      </w:r>
+    </w:p>
+    <w:p>
+      <w:pPr>
+        <w:spacing w:before="0" w:after="0"/>
+        <w:ind w:left="240"/>
+      </w:pPr>
+      <w:r>
+        <w:rPr>
+          <w:rFonts w:ascii="Consolas" w:hAnsi="Consolas" w:eastAsia="Microsoft YaHei"/>
+          <w:b w:val="0"/>
+          <w:i w:val="0"/>
+          <w:color w:val="222222"/>
+          <w:sz w:val="18"/>
+        </w:rPr>
+        <w:t xml:space="preserve">      "bbox": [</w:t>
+      </w:r>
+    </w:p>
+    <w:p>
+      <w:pPr>
+        <w:spacing w:before="0" w:after="0"/>
+        <w:ind w:left="240"/>
+      </w:pPr>
+      <w:r>
+        <w:rPr>
+          <w:rFonts w:ascii="Consolas" w:hAnsi="Consolas" w:eastAsia="Microsoft YaHei"/>
+          <w:b w:val="0"/>
+          <w:i w:val="0"/>
+          <w:color w:val="222222"/>
+          <w:sz w:val="18"/>
+        </w:rPr>
+        <w:t xml:space="preserve">        700,</w:t>
+      </w:r>
+    </w:p>
+    <w:p>
+      <w:pPr>
+        <w:spacing w:before="0" w:after="0"/>
+        <w:ind w:left="240"/>
+      </w:pPr>
+      <w:r>
+        <w:rPr>
+          <w:rFonts w:ascii="Consolas" w:hAnsi="Consolas" w:eastAsia="Microsoft YaHei"/>
+          <w:b w:val="0"/>
+          <w:i w:val="0"/>
+          <w:color w:val="222222"/>
+          <w:sz w:val="18"/>
+        </w:rPr>
+        <w:t xml:space="preserve">        280,</w:t>
+      </w:r>
+    </w:p>
+    <w:p>
+      <w:pPr>
+        <w:spacing w:before="0" w:after="0"/>
+        <w:ind w:left="240"/>
+      </w:pPr>
+      <w:r>
+        <w:rPr>
+          <w:rFonts w:ascii="Consolas" w:hAnsi="Consolas" w:eastAsia="Microsoft YaHei"/>
+          <w:b w:val="0"/>
+          <w:i w:val="0"/>
+          <w:color w:val="222222"/>
+          <w:sz w:val="18"/>
+        </w:rPr>
+        <w:t xml:space="preserve">        600,</w:t>
+      </w:r>
+    </w:p>
+    <w:p>
+      <w:pPr>
+        <w:spacing w:before="0" w:after="0"/>
+        <w:ind w:left="240"/>
+      </w:pPr>
+      <w:r>
+        <w:rPr>
+          <w:rFonts w:ascii="Consolas" w:hAnsi="Consolas" w:eastAsia="Microsoft YaHei"/>
+          <w:b w:val="0"/>
+          <w:i w:val="0"/>
+          <w:color w:val="222222"/>
+          <w:sz w:val="18"/>
+        </w:rPr>
+        <w:t xml:space="preserve">        400</w:t>
+      </w:r>
+    </w:p>
+    <w:p>
+      <w:pPr>
+        <w:spacing w:before="0" w:after="0"/>
+        <w:ind w:left="240"/>
+      </w:pPr>
+      <w:r>
+        <w:rPr>
+          <w:rFonts w:ascii="Consolas" w:hAnsi="Consolas" w:eastAsia="Microsoft YaHei"/>
+          <w:b w:val="0"/>
+          <w:i w:val="0"/>
+          <w:color w:val="222222"/>
+          <w:sz w:val="18"/>
+        </w:rPr>
+        <w:t xml:space="preserve">      ]</w:t>
+      </w:r>
+    </w:p>
+    <w:p>
+      <w:pPr>
+        <w:spacing w:before="0" w:after="0"/>
+        <w:ind w:left="240"/>
+      </w:pPr>
+      <w:r>
+        <w:rPr>
+          <w:rFonts w:ascii="Consolas" w:hAnsi="Consolas" w:eastAsia="Microsoft YaHei"/>
+          <w:b w:val="0"/>
+          <w:i w:val="0"/>
+          <w:color w:val="222222"/>
+          <w:sz w:val="18"/>
+        </w:rPr>
+        <w:t xml:space="preserve">    },</w:t>
+      </w:r>
+    </w:p>
+    <w:p>
+      <w:pPr>
+        <w:spacing w:before="0" w:after="0"/>
+        <w:ind w:left="240"/>
+      </w:pPr>
+      <w:r>
+        <w:rPr>
+          <w:rFonts w:ascii="Consolas" w:hAnsi="Consolas" w:eastAsia="Microsoft YaHei"/>
+          <w:b w:val="0"/>
+          <w:i w:val="0"/>
+          <w:color w:val="222222"/>
+          <w:sz w:val="18"/>
+        </w:rPr>
+        <w:t xml:space="preserve">    "hazard_light": {</w:t>
+      </w:r>
+    </w:p>
+    <w:p>
+      <w:pPr>
+        <w:spacing w:before="0" w:after="0"/>
+        <w:ind w:left="240"/>
+      </w:pPr>
+      <w:r>
+        <w:rPr>
+          <w:rFonts w:ascii="Consolas" w:hAnsi="Consolas" w:eastAsia="Microsoft YaHei"/>
+          <w:b w:val="0"/>
+          <w:i w:val="0"/>
+          <w:color w:val="222222"/>
+          <w:sz w:val="18"/>
+        </w:rPr>
+        <w:t xml:space="preserve">      "value": "是",</w:t>
+      </w:r>
+    </w:p>
+    <w:p>
+      <w:pPr>
+        <w:spacing w:before="0" w:after="0"/>
+        <w:ind w:left="240"/>
+      </w:pPr>
+      <w:r>
+        <w:rPr>
+          <w:rFonts w:ascii="Consolas" w:hAnsi="Consolas" w:eastAsia="Microsoft YaHei"/>
+          <w:b w:val="0"/>
+          <w:i w:val="0"/>
+          <w:color w:val="222222"/>
+          <w:sz w:val="18"/>
+        </w:rPr>
+        <w:t xml:space="preserve">      "start_sec": 7.5,</w:t>
+      </w:r>
+    </w:p>
+    <w:p>
+      <w:pPr>
+        <w:spacing w:before="0" w:after="0"/>
+        <w:ind w:left="240"/>
+      </w:pPr>
+      <w:r>
+        <w:rPr>
+          <w:rFonts w:ascii="Consolas" w:hAnsi="Consolas" w:eastAsia="Microsoft YaHei"/>
+          <w:b w:val="0"/>
+          <w:i w:val="0"/>
+          <w:color w:val="222222"/>
+          <w:sz w:val="18"/>
+        </w:rPr>
+        <w:t xml:space="preserve">      "end_sec": 14.0,</w:t>
+      </w:r>
+    </w:p>
+    <w:p>
+      <w:pPr>
+        <w:spacing w:before="0" w:after="0"/>
+        <w:ind w:left="240"/>
+      </w:pPr>
+      <w:r>
+        <w:rPr>
+          <w:rFonts w:ascii="Consolas" w:hAnsi="Consolas" w:eastAsia="Microsoft YaHei"/>
+          <w:b w:val="0"/>
+          <w:i w:val="0"/>
+          <w:color w:val="222222"/>
+          <w:sz w:val="18"/>
+        </w:rPr>
+        <w:t xml:space="preserve">      "bbox": [</w:t>
+      </w:r>
+    </w:p>
+    <w:p>
+      <w:pPr>
+        <w:spacing w:before="0" w:after="0"/>
+        <w:ind w:left="240"/>
+      </w:pPr>
+      <w:r>
+        <w:rPr>
+          <w:rFonts w:ascii="Consolas" w:hAnsi="Consolas" w:eastAsia="Microsoft YaHei"/>
+          <w:b w:val="0"/>
+          <w:i w:val="0"/>
+          <w:color w:val="222222"/>
+          <w:sz w:val="18"/>
+        </w:rPr>
+        <w:t xml:space="preserve">        820,</w:t>
+      </w:r>
+    </w:p>
+    <w:p>
+      <w:pPr>
+        <w:spacing w:before="0" w:after="0"/>
+        <w:ind w:left="240"/>
+      </w:pPr>
+      <w:r>
+        <w:rPr>
+          <w:rFonts w:ascii="Consolas" w:hAnsi="Consolas" w:eastAsia="Microsoft YaHei"/>
+          <w:b w:val="0"/>
+          <w:i w:val="0"/>
+          <w:color w:val="222222"/>
+          <w:sz w:val="18"/>
+        </w:rPr>
+        <w:t xml:space="preserve">        340,</w:t>
+      </w:r>
+    </w:p>
+    <w:p>
+      <w:pPr>
+        <w:spacing w:before="0" w:after="0"/>
+        <w:ind w:left="240"/>
+      </w:pPr>
+      <w:r>
+        <w:rPr>
+          <w:rFonts w:ascii="Consolas" w:hAnsi="Consolas" w:eastAsia="Microsoft YaHei"/>
+          <w:b w:val="0"/>
+          <w:i w:val="0"/>
+          <w:color w:val="222222"/>
+          <w:sz w:val="18"/>
+        </w:rPr>
+        <w:t xml:space="preserve">        420,</w:t>
+      </w:r>
+    </w:p>
+    <w:p>
+      <w:pPr>
+        <w:spacing w:before="0" w:after="0"/>
+        <w:ind w:left="240"/>
+      </w:pPr>
+      <w:r>
+        <w:rPr>
+          <w:rFonts w:ascii="Consolas" w:hAnsi="Consolas" w:eastAsia="Microsoft YaHei"/>
+          <w:b w:val="0"/>
+          <w:i w:val="0"/>
+          <w:color w:val="222222"/>
+          <w:sz w:val="18"/>
+        </w:rPr>
+        <w:t xml:space="preserve">        300</w:t>
+      </w:r>
+    </w:p>
+    <w:p>
+      <w:pPr>
+        <w:spacing w:before="0" w:after="0"/>
+        <w:ind w:left="240"/>
+      </w:pPr>
+      <w:r>
+        <w:rPr>
+          <w:rFonts w:ascii="Consolas" w:hAnsi="Consolas" w:eastAsia="Microsoft YaHei"/>
+          <w:b w:val="0"/>
+          <w:i w:val="0"/>
+          <w:color w:val="222222"/>
+          <w:sz w:val="18"/>
+        </w:rPr>
+        <w:t xml:space="preserve">      ]</w:t>
+      </w:r>
+    </w:p>
+    <w:p>
+      <w:pPr>
+        <w:spacing w:before="0" w:after="0"/>
+        <w:ind w:left="240"/>
+      </w:pPr>
+      <w:r>
+        <w:rPr>
+          <w:rFonts w:ascii="Consolas" w:hAnsi="Consolas" w:eastAsia="Microsoft YaHei"/>
+          <w:b w:val="0"/>
+          <w:i w:val="0"/>
+          <w:color w:val="222222"/>
+          <w:sz w:val="18"/>
+        </w:rPr>
+        <w:t xml:space="preserve">    },</w:t>
+      </w:r>
+    </w:p>
+    <w:p>
+      <w:pPr>
+        <w:spacing w:before="0" w:after="0"/>
+        <w:ind w:left="240"/>
+      </w:pPr>
+      <w:r>
+        <w:rPr>
+          <w:rFonts w:ascii="Consolas" w:hAnsi="Consolas" w:eastAsia="Microsoft YaHei"/>
+          <w:b w:val="0"/>
+          <w:i w:val="0"/>
+          <w:color w:val="222222"/>
+          <w:sz w:val="18"/>
+        </w:rPr>
+        <w:t xml:space="preserve">    "hazard_light_reason": "事故后",</w:t>
+      </w:r>
+    </w:p>
+    <w:p>
+      <w:pPr>
+        <w:spacing w:before="0" w:after="0"/>
+        <w:ind w:left="240"/>
+      </w:pPr>
+      <w:r>
+        <w:rPr>
+          <w:rFonts w:ascii="Consolas" w:hAnsi="Consolas" w:eastAsia="Microsoft YaHei"/>
+          <w:b w:val="0"/>
+          <w:i w:val="0"/>
+          <w:color w:val="222222"/>
+          <w:sz w:val="18"/>
+        </w:rPr>
+        <w:t xml:space="preserve">    "congestion_only": "否",</w:t>
+      </w:r>
+    </w:p>
+    <w:p>
+      <w:pPr>
+        <w:spacing w:before="0" w:after="0"/>
+        <w:ind w:left="240"/>
+      </w:pPr>
+      <w:r>
+        <w:rPr>
+          <w:rFonts w:ascii="Consolas" w:hAnsi="Consolas" w:eastAsia="Microsoft YaHei"/>
+          <w:b w:val="0"/>
+          <w:i w:val="0"/>
+          <w:color w:val="222222"/>
+          <w:sz w:val="18"/>
+        </w:rPr>
+        <w:t xml:space="preserve">    "smooth_pullover": {</w:t>
+      </w:r>
+    </w:p>
+    <w:p>
+      <w:pPr>
+        <w:spacing w:before="0" w:after="0"/>
+        <w:ind w:left="240"/>
+      </w:pPr>
+      <w:r>
+        <w:rPr>
+          <w:rFonts w:ascii="Consolas" w:hAnsi="Consolas" w:eastAsia="Microsoft YaHei"/>
+          <w:b w:val="0"/>
+          <w:i w:val="0"/>
+          <w:color w:val="222222"/>
+          <w:sz w:val="18"/>
+        </w:rPr>
+        <w:t xml:space="preserve">      "value": "否",</w:t>
+      </w:r>
+    </w:p>
+    <w:p>
+      <w:pPr>
+        <w:spacing w:before="0" w:after="0"/>
+        <w:ind w:left="240"/>
+      </w:pPr>
+      <w:r>
+        <w:rPr>
+          <w:rFonts w:ascii="Consolas" w:hAnsi="Consolas" w:eastAsia="Microsoft YaHei"/>
+          <w:b w:val="0"/>
+          <w:i w:val="0"/>
+          <w:color w:val="222222"/>
+          <w:sz w:val="18"/>
+        </w:rPr>
+        <w:t xml:space="preserve">      "start_sec": null,</w:t>
+      </w:r>
+    </w:p>
+    <w:p>
+      <w:pPr>
+        <w:spacing w:before="0" w:after="0"/>
+        <w:ind w:left="240"/>
+      </w:pPr>
+      <w:r>
+        <w:rPr>
+          <w:rFonts w:ascii="Consolas" w:hAnsi="Consolas" w:eastAsia="Microsoft YaHei"/>
+          <w:b w:val="0"/>
+          <w:i w:val="0"/>
+          <w:color w:val="222222"/>
+          <w:sz w:val="18"/>
+        </w:rPr>
+        <w:t xml:space="preserve">      "end_sec": null,</w:t>
+      </w:r>
+    </w:p>
+    <w:p>
+      <w:pPr>
+        <w:spacing w:before="0" w:after="0"/>
+        <w:ind w:left="240"/>
+      </w:pPr>
+      <w:r>
+        <w:rPr>
+          <w:rFonts w:ascii="Consolas" w:hAnsi="Consolas" w:eastAsia="Microsoft YaHei"/>
+          <w:b w:val="0"/>
+          <w:i w:val="0"/>
+          <w:color w:val="222222"/>
+          <w:sz w:val="18"/>
+        </w:rPr>
+        <w:t xml:space="preserve">      "bbox": null</w:t>
+      </w:r>
+    </w:p>
+    <w:p>
+      <w:pPr>
+        <w:spacing w:before="0" w:after="0"/>
+        <w:ind w:left="240"/>
+      </w:pPr>
+      <w:r>
+        <w:rPr>
+          <w:rFonts w:ascii="Consolas" w:hAnsi="Consolas" w:eastAsia="Microsoft YaHei"/>
+          <w:b w:val="0"/>
+          <w:i w:val="0"/>
+          <w:color w:val="222222"/>
+          <w:sz w:val="18"/>
+        </w:rPr>
+        <w:t xml:space="preserve">    },</w:t>
+      </w:r>
+    </w:p>
+    <w:p>
+      <w:pPr>
+        <w:spacing w:before="0" w:after="0"/>
+        <w:ind w:left="240"/>
+      </w:pPr>
+      <w:r>
+        <w:rPr>
+          <w:rFonts w:ascii="Consolas" w:hAnsi="Consolas" w:eastAsia="Microsoft YaHei"/>
+          <w:b w:val="0"/>
+          <w:i w:val="0"/>
+          <w:color w:val="222222"/>
+          <w:sz w:val="18"/>
+        </w:rPr>
+        <w:t xml:space="preserve">    "near_miss": {</w:t>
+      </w:r>
+    </w:p>
+    <w:p>
+      <w:pPr>
+        <w:spacing w:before="0" w:after="0"/>
+        <w:ind w:left="240"/>
+      </w:pPr>
+      <w:r>
+        <w:rPr>
+          <w:rFonts w:ascii="Consolas" w:hAnsi="Consolas" w:eastAsia="Microsoft YaHei"/>
+          <w:b w:val="0"/>
+          <w:i w:val="0"/>
+          <w:color w:val="222222"/>
+          <w:sz w:val="18"/>
+        </w:rPr>
+        <w:t xml:space="preserve">      "value": "否",</w:t>
+      </w:r>
+    </w:p>
+    <w:p>
+      <w:pPr>
+        <w:spacing w:before="0" w:after="0"/>
+        <w:ind w:left="240"/>
+      </w:pPr>
+      <w:r>
+        <w:rPr>
+          <w:rFonts w:ascii="Consolas" w:hAnsi="Consolas" w:eastAsia="Microsoft YaHei"/>
+          <w:b w:val="0"/>
+          <w:i w:val="0"/>
+          <w:color w:val="222222"/>
+          <w:sz w:val="18"/>
+        </w:rPr>
+        <w:t xml:space="preserve">      "start_sec": null,</w:t>
+      </w:r>
+    </w:p>
+    <w:p>
+      <w:pPr>
+        <w:spacing w:before="0" w:after="0"/>
+        <w:ind w:left="240"/>
+      </w:pPr>
+      <w:r>
+        <w:rPr>
+          <w:rFonts w:ascii="Consolas" w:hAnsi="Consolas" w:eastAsia="Microsoft YaHei"/>
+          <w:b w:val="0"/>
+          <w:i w:val="0"/>
+          <w:color w:val="222222"/>
+          <w:sz w:val="18"/>
+        </w:rPr>
+        <w:t xml:space="preserve">      "end_sec": null,</w:t>
+      </w:r>
+    </w:p>
+    <w:p>
+      <w:pPr>
+        <w:spacing w:before="0" w:after="0"/>
+        <w:ind w:left="240"/>
+      </w:pPr>
+      <w:r>
+        <w:rPr>
+          <w:rFonts w:ascii="Consolas" w:hAnsi="Consolas" w:eastAsia="Microsoft YaHei"/>
+          <w:b w:val="0"/>
+          <w:i w:val="0"/>
+          <w:color w:val="222222"/>
+          <w:sz w:val="18"/>
+        </w:rPr>
+        <w:t xml:space="preserve">      "bbox": null</w:t>
+      </w:r>
+    </w:p>
+    <w:p>
+      <w:pPr>
+        <w:spacing w:before="0" w:after="0"/>
+        <w:ind w:left="240"/>
+      </w:pPr>
+      <w:r>
+        <w:rPr>
+          <w:rFonts w:ascii="Consolas" w:hAnsi="Consolas" w:eastAsia="Microsoft YaHei"/>
+          <w:b w:val="0"/>
+          <w:i w:val="0"/>
+          <w:color w:val="222222"/>
+          <w:sz w:val="18"/>
+        </w:rPr>
+        <w:t xml:space="preserve">    }</w:t>
+      </w:r>
+    </w:p>
+    <w:p>
+      <w:pPr>
+        <w:spacing w:before="0" w:after="0"/>
+        <w:ind w:left="240"/>
+      </w:pPr>
+      <w:r>
+        <w:rPr>
+          <w:rFonts w:ascii="Consolas" w:hAnsi="Consolas" w:eastAsia="Microsoft YaHei"/>
+          <w:b w:val="0"/>
+          <w:i w:val="0"/>
+          <w:color w:val="222222"/>
+          <w:sz w:val="18"/>
+        </w:rPr>
+        <w:t xml:space="preserve">  },</w:t>
+      </w:r>
+    </w:p>
+    <w:p>
+      <w:pPr>
+        <w:spacing w:before="0" w:after="0"/>
+        <w:ind w:left="240"/>
+      </w:pPr>
+      <w:r>
+        <w:rPr>
+          <w:rFonts w:ascii="Consolas" w:hAnsi="Consolas" w:eastAsia="Microsoft YaHei"/>
+          <w:b w:val="0"/>
+          <w:i w:val="0"/>
+          <w:color w:val="222222"/>
+          <w:sz w:val="18"/>
+        </w:rPr>
+        <w:t xml:space="preserve">  "event": {</w:t>
+      </w:r>
+    </w:p>
+    <w:p>
+      <w:pPr>
+        <w:spacing w:before="0" w:after="0"/>
+        <w:ind w:left="240"/>
+      </w:pPr>
+      <w:r>
+        <w:rPr>
+          <w:rFonts w:ascii="Consolas" w:hAnsi="Consolas" w:eastAsia="Microsoft YaHei"/>
+          <w:b w:val="0"/>
+          <w:i w:val="0"/>
+          <w:color w:val="222222"/>
+          <w:sz w:val="18"/>
+        </w:rPr>
+        <w:t xml:space="preserve">    "event_start_sec": 6.5,</w:t>
+      </w:r>
+    </w:p>
+    <w:p>
+      <w:pPr>
+        <w:spacing w:before="0" w:after="0"/>
+        <w:ind w:left="240"/>
+      </w:pPr>
+      <w:r>
+        <w:rPr>
+          <w:rFonts w:ascii="Consolas" w:hAnsi="Consolas" w:eastAsia="Microsoft YaHei"/>
+          <w:b w:val="0"/>
+          <w:i w:val="0"/>
+          <w:color w:val="222222"/>
+          <w:sz w:val="18"/>
+        </w:rPr>
+        <w:t xml:space="preserve">    "event_end_sec": 14.0,</w:t>
+      </w:r>
+    </w:p>
+    <w:p>
+      <w:pPr>
+        <w:spacing w:before="0" w:after="0"/>
+        <w:ind w:left="240"/>
+      </w:pPr>
+      <w:r>
+        <w:rPr>
+          <w:rFonts w:ascii="Consolas" w:hAnsi="Consolas" w:eastAsia="Microsoft YaHei"/>
+          <w:b w:val="0"/>
+          <w:i w:val="0"/>
+          <w:color w:val="222222"/>
+          <w:sz w:val="18"/>
+        </w:rPr>
+        <w:t xml:space="preserve">    "accident_area_box": [</w:t>
+      </w:r>
+    </w:p>
+    <w:p>
+      <w:pPr>
+        <w:spacing w:before="0" w:after="0"/>
+        <w:ind w:left="240"/>
+      </w:pPr>
+      <w:r>
+        <w:rPr>
+          <w:rFonts w:ascii="Consolas" w:hAnsi="Consolas" w:eastAsia="Microsoft YaHei"/>
+          <w:b w:val="0"/>
+          <w:i w:val="0"/>
+          <w:color w:val="222222"/>
+          <w:sz w:val="18"/>
+        </w:rPr>
+        <w:t xml:space="preserve">      760,</w:t>
+      </w:r>
+    </w:p>
+    <w:p>
+      <w:pPr>
+        <w:spacing w:before="0" w:after="0"/>
+        <w:ind w:left="240"/>
+      </w:pPr>
+      <w:r>
+        <w:rPr>
+          <w:rFonts w:ascii="Consolas" w:hAnsi="Consolas" w:eastAsia="Microsoft YaHei"/>
+          <w:b w:val="0"/>
+          <w:i w:val="0"/>
+          <w:color w:val="222222"/>
+          <w:sz w:val="18"/>
+        </w:rPr>
+        <w:t xml:space="preserve">      320,</w:t>
+      </w:r>
+    </w:p>
+    <w:p>
+      <w:pPr>
+        <w:spacing w:before="0" w:after="0"/>
+        <w:ind w:left="240"/>
+      </w:pPr>
+      <w:r>
+        <w:rPr>
+          <w:rFonts w:ascii="Consolas" w:hAnsi="Consolas" w:eastAsia="Microsoft YaHei"/>
+          <w:b w:val="0"/>
+          <w:i w:val="0"/>
+          <w:color w:val="222222"/>
+          <w:sz w:val="18"/>
+        </w:rPr>
+        <w:t xml:space="preserve">      520,</w:t>
+      </w:r>
+    </w:p>
+    <w:p>
+      <w:pPr>
+        <w:spacing w:before="0" w:after="0"/>
+        <w:ind w:left="240"/>
+      </w:pPr>
+      <w:r>
+        <w:rPr>
+          <w:rFonts w:ascii="Consolas" w:hAnsi="Consolas" w:eastAsia="Microsoft YaHei"/>
+          <w:b w:val="0"/>
+          <w:i w:val="0"/>
+          <w:color w:val="222222"/>
+          <w:sz w:val="18"/>
+        </w:rPr>
+        <w:t xml:space="preserve">      340</w:t>
+      </w:r>
+    </w:p>
+    <w:p>
+      <w:pPr>
+        <w:spacing w:before="0" w:after="0"/>
+        <w:ind w:left="240"/>
+      </w:pPr>
+      <w:r>
+        <w:rPr>
+          <w:rFonts w:ascii="Consolas" w:hAnsi="Consolas" w:eastAsia="Microsoft YaHei"/>
+          <w:b w:val="0"/>
+          <w:i w:val="0"/>
+          <w:color w:val="222222"/>
+          <w:sz w:val="18"/>
+        </w:rPr>
+        <w:t xml:space="preserve">    ],</w:t>
+      </w:r>
+    </w:p>
+    <w:p>
+      <w:pPr>
+        <w:spacing w:before="0" w:after="0"/>
+        <w:ind w:left="240"/>
+      </w:pPr>
+      <w:r>
+        <w:rPr>
+          <w:rFonts w:ascii="Consolas" w:hAnsi="Consolas" w:eastAsia="Microsoft YaHei"/>
+          <w:b w:val="0"/>
+          <w:i w:val="0"/>
+          <w:color w:val="222222"/>
+          <w:sz w:val="18"/>
+        </w:rPr>
+        <w:t xml:space="preserve">    "accident_area_location": "行车道内"</w:t>
+      </w:r>
+    </w:p>
+    <w:p>
+      <w:pPr>
+        <w:spacing w:before="0" w:after="0"/>
+        <w:ind w:left="240"/>
+      </w:pPr>
+      <w:r>
+        <w:rPr>
+          <w:rFonts w:ascii="Consolas" w:hAnsi="Consolas" w:eastAsia="Microsoft YaHei"/>
+          <w:b w:val="0"/>
+          <w:i w:val="0"/>
+          <w:color w:val="222222"/>
+          <w:sz w:val="18"/>
+        </w:rPr>
+        <w:t xml:space="preserve">  },</w:t>
+      </w:r>
+    </w:p>
+    <w:p>
+      <w:pPr>
+        <w:spacing w:before="0" w:after="0"/>
+        <w:ind w:left="240"/>
+      </w:pPr>
+      <w:r>
+        <w:rPr>
+          <w:rFonts w:ascii="Consolas" w:hAnsi="Consolas" w:eastAsia="Microsoft YaHei"/>
+          <w:b w:val="0"/>
+          <w:i w:val="0"/>
+          <w:color w:val="222222"/>
+          <w:sz w:val="18"/>
+        </w:rPr>
+        <w:t xml:space="preserve">  "label": {</w:t>
+      </w:r>
+    </w:p>
+    <w:p>
+      <w:pPr>
+        <w:spacing w:before="0" w:after="0"/>
+        <w:ind w:left="240"/>
+      </w:pPr>
+      <w:r>
+        <w:rPr>
+          <w:rFonts w:ascii="Consolas" w:hAnsi="Consolas" w:eastAsia="Microsoft YaHei"/>
+          <w:b w:val="0"/>
+          <w:i w:val="0"/>
+          <w:color w:val="222222"/>
+          <w:sz w:val="18"/>
+        </w:rPr>
+        <w:t xml:space="preserve">    "accident": "是",</w:t>
+      </w:r>
+    </w:p>
+    <w:p>
+      <w:pPr>
+        <w:spacing w:before="0" w:after="0"/>
+        <w:ind w:left="240"/>
+      </w:pPr>
+      <w:r>
+        <w:rPr>
+          <w:rFonts w:ascii="Consolas" w:hAnsi="Consolas" w:eastAsia="Microsoft YaHei"/>
+          <w:b w:val="0"/>
+          <w:i w:val="0"/>
+          <w:color w:val="222222"/>
+          <w:sz w:val="18"/>
+        </w:rPr>
+        <w:t xml:space="preserve">    "accident_type": "追尾",</w:t>
+      </w:r>
+    </w:p>
+    <w:p>
+      <w:pPr>
+        <w:spacing w:before="0" w:after="0"/>
+        <w:ind w:left="240"/>
+      </w:pPr>
+      <w:r>
+        <w:rPr>
+          <w:rFonts w:ascii="Consolas" w:hAnsi="Consolas" w:eastAsia="Microsoft YaHei"/>
+          <w:b w:val="0"/>
+          <w:i w:val="0"/>
+          <w:color w:val="222222"/>
+          <w:sz w:val="18"/>
+        </w:rPr>
+        <w:t xml:space="preserve">    "confidence": "高"</w:t>
+      </w:r>
+    </w:p>
+    <w:p>
+      <w:pPr>
+        <w:spacing w:before="0" w:after="0"/>
+        <w:ind w:left="240"/>
+      </w:pPr>
+      <w:r>
+        <w:rPr>
+          <w:rFonts w:ascii="Consolas" w:hAnsi="Consolas" w:eastAsia="Microsoft YaHei"/>
+          <w:b w:val="0"/>
+          <w:i w:val="0"/>
+          <w:color w:val="222222"/>
+          <w:sz w:val="18"/>
+        </w:rPr>
+        <w:t xml:space="preserve">  },</w:t>
+      </w:r>
+    </w:p>
+    <w:p>
+      <w:pPr>
+        <w:spacing w:before="0" w:after="0"/>
+        <w:ind w:left="240"/>
+      </w:pPr>
+      <w:r>
+        <w:rPr>
+          <w:rFonts w:ascii="Consolas" w:hAnsi="Consolas" w:eastAsia="Microsoft YaHei"/>
+          <w:b w:val="0"/>
+          <w:i w:val="0"/>
+          <w:color w:val="222222"/>
+          <w:sz w:val="18"/>
+        </w:rPr>
+        <w:t xml:space="preserve">  "derived": {</w:t>
+      </w:r>
+    </w:p>
+    <w:p>
+      <w:pPr>
+        <w:spacing w:before="0" w:after="0"/>
+        <w:ind w:left="240"/>
+      </w:pPr>
+      <w:r>
+        <w:rPr>
+          <w:rFonts w:ascii="Consolas" w:hAnsi="Consolas" w:eastAsia="Microsoft YaHei"/>
+          <w:b w:val="0"/>
+          <w:i w:val="0"/>
+          <w:color w:val="222222"/>
+          <w:sz w:val="18"/>
+        </w:rPr>
+        <w:t xml:space="preserve">    "congestion": "是",</w:t>
+      </w:r>
+    </w:p>
+    <w:p>
+      <w:pPr>
+        <w:spacing w:before="0" w:after="0"/>
+        <w:ind w:left="240"/>
+      </w:pPr>
+      <w:r>
+        <w:rPr>
+          <w:rFonts w:ascii="Consolas" w:hAnsi="Consolas" w:eastAsia="Microsoft YaHei"/>
+          <w:b w:val="0"/>
+          <w:i w:val="0"/>
+          <w:color w:val="222222"/>
+          <w:sz w:val="18"/>
+        </w:rPr>
+        <w:t xml:space="preserve">    "hard": false</w:t>
+      </w:r>
+    </w:p>
+    <w:p>
+      <w:pPr>
+        <w:spacing w:before="0" w:after="0"/>
+        <w:ind w:left="240"/>
+      </w:pPr>
+      <w:r>
+        <w:rPr>
+          <w:rFonts w:ascii="Consolas" w:hAnsi="Consolas" w:eastAsia="Microsoft YaHei"/>
+          <w:b w:val="0"/>
+          <w:i w:val="0"/>
+          <w:color w:val="222222"/>
+          <w:sz w:val="18"/>
+        </w:rPr>
+        <w:t xml:space="preserve">  }</w:t>
+      </w:r>
+    </w:p>
+    <w:p>
+      <w:pPr>
+        <w:spacing w:before="0" w:after="0"/>
+        <w:ind w:left="240"/>
+      </w:pPr>
+      <w:r>
+        <w:rPr>
+          <w:rFonts w:ascii="Consolas" w:hAnsi="Consolas" w:eastAsia="Microsoft YaHei"/>
+          <w:b w:val="0"/>
+          <w:i w:val="0"/>
+          <w:color w:val="222222"/>
+          <w:sz w:val="18"/>
+        </w:rPr>
+        <w:t>}</w:t>
+      </w:r>
+    </w:p>
+    <w:p>
+      <w:pPr>
+        <w:pStyle w:val="Heading3"/>
+      </w:pPr>
+      <w:r>
+        <w:t>示例 2：隧道双闪拥堵（困难负样本）</w:t>
+      </w:r>
+    </w:p>
+    <w:p>
+      <w:pPr>
+        <w:spacing w:before="0" w:after="0"/>
+        <w:ind w:left="240"/>
+      </w:pPr>
+      <w:r>
+        <w:rPr>
+          <w:rFonts w:ascii="Consolas" w:hAnsi="Consolas" w:eastAsia="Microsoft YaHei"/>
+          <w:b w:val="0"/>
+          <w:i w:val="0"/>
+          <w:color w:val="222222"/>
+          <w:sz w:val="18"/>
+        </w:rPr>
+        <w:t>{</w:t>
+      </w:r>
+    </w:p>
+    <w:p>
+      <w:pPr>
+        <w:spacing w:before="0" w:after="0"/>
+        <w:ind w:left="240"/>
+      </w:pPr>
+      <w:r>
+        <w:rPr>
+          <w:rFonts w:ascii="Consolas" w:hAnsi="Consolas" w:eastAsia="Microsoft YaHei"/>
+          <w:b w:val="0"/>
+          <w:i w:val="0"/>
+          <w:color w:val="222222"/>
+          <w:sz w:val="18"/>
+        </w:rPr>
+        <w:t xml:space="preserve">  "meta": {</w:t>
+      </w:r>
+    </w:p>
+    <w:p>
+      <w:pPr>
+        <w:spacing w:before="0" w:after="0"/>
+        <w:ind w:left="240"/>
+      </w:pPr>
+      <w:r>
+        <w:rPr>
+          <w:rFonts w:ascii="Consolas" w:hAnsi="Consolas" w:eastAsia="Microsoft YaHei"/>
+          <w:b w:val="0"/>
+          <w:i w:val="0"/>
+          <w:color w:val="222222"/>
+          <w:sz w:val="18"/>
+        </w:rPr>
+        <w:t xml:space="preserve">    "media_type": "video",</w:t>
+      </w:r>
+    </w:p>
+    <w:p>
+      <w:pPr>
+        <w:spacing w:before="0" w:after="0"/>
+        <w:ind w:left="240"/>
+      </w:pPr>
+      <w:r>
+        <w:rPr>
+          <w:rFonts w:ascii="Consolas" w:hAnsi="Consolas" w:eastAsia="Microsoft YaHei"/>
+          <w:b w:val="0"/>
+          <w:i w:val="0"/>
+          <w:color w:val="222222"/>
+          <w:sz w:val="18"/>
+        </w:rPr>
+        <w:t xml:space="preserve">    "video_path": "/data/videos/tn_00456.mp4",</w:t>
+      </w:r>
+    </w:p>
+    <w:p>
+      <w:pPr>
+        <w:spacing w:before="0" w:after="0"/>
+        <w:ind w:left="240"/>
+      </w:pPr>
+      <w:r>
+        <w:rPr>
+          <w:rFonts w:ascii="Consolas" w:hAnsi="Consolas" w:eastAsia="Microsoft YaHei"/>
+          <w:b w:val="0"/>
+          <w:i w:val="0"/>
+          <w:color w:val="222222"/>
+          <w:sz w:val="18"/>
+        </w:rPr>
+        <w:t xml:space="preserve">    "duration_sec": 20.0,</w:t>
+      </w:r>
+    </w:p>
+    <w:p>
+      <w:pPr>
+        <w:spacing w:before="0" w:after="0"/>
+        <w:ind w:left="240"/>
+      </w:pPr>
+      <w:r>
+        <w:rPr>
+          <w:rFonts w:ascii="Consolas" w:hAnsi="Consolas" w:eastAsia="Microsoft YaHei"/>
+          <w:b w:val="0"/>
+          <w:i w:val="0"/>
+          <w:color w:val="222222"/>
+          <w:sz w:val="18"/>
+        </w:rPr>
+        <w:t xml:space="preserve">    "scene": "隧道",</w:t>
+      </w:r>
+    </w:p>
+    <w:p>
+      <w:pPr>
+        <w:spacing w:before="0" w:after="0"/>
+        <w:ind w:left="240"/>
+      </w:pPr>
+      <w:r>
+        <w:rPr>
+          <w:rFonts w:ascii="Consolas" w:hAnsi="Consolas" w:eastAsia="Microsoft YaHei"/>
+          <w:b w:val="0"/>
+          <w:i w:val="0"/>
+          <w:color w:val="222222"/>
+          <w:sz w:val="18"/>
+        </w:rPr>
+        <w:t xml:space="preserve">    "camera_view": "隧道固定",</w:t>
+      </w:r>
+    </w:p>
+    <w:p>
+      <w:pPr>
+        <w:spacing w:before="0" w:after="0"/>
+        <w:ind w:left="240"/>
+      </w:pPr>
+      <w:r>
+        <w:rPr>
+          <w:rFonts w:ascii="Consolas" w:hAnsi="Consolas" w:eastAsia="Microsoft YaHei"/>
+          <w:b w:val="0"/>
+          <w:i w:val="0"/>
+          <w:color w:val="222222"/>
+          <w:sz w:val="18"/>
+        </w:rPr>
+        <w:t xml:space="preserve">    "annotator_id": "A07"</w:t>
+      </w:r>
+    </w:p>
+    <w:p>
+      <w:pPr>
+        <w:spacing w:before="0" w:after="0"/>
+        <w:ind w:left="240"/>
+      </w:pPr>
+      <w:r>
+        <w:rPr>
+          <w:rFonts w:ascii="Consolas" w:hAnsi="Consolas" w:eastAsia="Microsoft YaHei"/>
+          <w:b w:val="0"/>
+          <w:i w:val="0"/>
+          <w:color w:val="222222"/>
+          <w:sz w:val="18"/>
+        </w:rPr>
+        <w:t xml:space="preserve">  },</w:t>
+      </w:r>
+    </w:p>
+    <w:p>
+      <w:pPr>
+        <w:spacing w:before="0" w:after="0"/>
+        <w:ind w:left="240"/>
+      </w:pPr>
+      <w:r>
+        <w:rPr>
+          <w:rFonts w:ascii="Consolas" w:hAnsi="Consolas" w:eastAsia="Microsoft YaHei"/>
+          <w:b w:val="0"/>
+          <w:i w:val="0"/>
+          <w:color w:val="222222"/>
+          <w:sz w:val="18"/>
+        </w:rPr>
+        <w:t xml:space="preserve">  "traffic": {</w:t>
+      </w:r>
+    </w:p>
+    <w:p>
+      <w:pPr>
+        <w:spacing w:before="0" w:after="0"/>
+        <w:ind w:left="240"/>
+      </w:pPr>
+      <w:r>
+        <w:rPr>
+          <w:rFonts w:ascii="Consolas" w:hAnsi="Consolas" w:eastAsia="Microsoft YaHei"/>
+          <w:b w:val="0"/>
+          <w:i w:val="0"/>
+          <w:color w:val="222222"/>
+          <w:sz w:val="18"/>
+        </w:rPr>
+        <w:t xml:space="preserve">    "traffic_flow": "拥堵",</w:t>
+      </w:r>
+    </w:p>
+    <w:p>
+      <w:pPr>
+        <w:spacing w:before="0" w:after="0"/>
+        <w:ind w:left="240"/>
+      </w:pPr>
+      <w:r>
+        <w:rPr>
+          <w:rFonts w:ascii="Consolas" w:hAnsi="Consolas" w:eastAsia="Microsoft YaHei"/>
+          <w:b w:val="0"/>
+          <w:i w:val="0"/>
+          <w:color w:val="222222"/>
+          <w:sz w:val="18"/>
+        </w:rPr>
+        <w:t xml:space="preserve">    "flow_interruption_point": {</w:t>
+      </w:r>
+    </w:p>
+    <w:p>
+      <w:pPr>
+        <w:spacing w:before="0" w:after="0"/>
+        <w:ind w:left="240"/>
+      </w:pPr>
+      <w:r>
+        <w:rPr>
+          <w:rFonts w:ascii="Consolas" w:hAnsi="Consolas" w:eastAsia="Microsoft YaHei"/>
+          <w:b w:val="0"/>
+          <w:i w:val="0"/>
+          <w:color w:val="222222"/>
+          <w:sz w:val="18"/>
+        </w:rPr>
+        <w:t xml:space="preserve">      "value": "否",</w:t>
+      </w:r>
+    </w:p>
+    <w:p>
+      <w:pPr>
+        <w:spacing w:before="0" w:after="0"/>
+        <w:ind w:left="240"/>
+      </w:pPr>
+      <w:r>
+        <w:rPr>
+          <w:rFonts w:ascii="Consolas" w:hAnsi="Consolas" w:eastAsia="Microsoft YaHei"/>
+          <w:b w:val="0"/>
+          <w:i w:val="0"/>
+          <w:color w:val="222222"/>
+          <w:sz w:val="18"/>
+        </w:rPr>
+        <w:t xml:space="preserve">      "bbox": null</w:t>
+      </w:r>
+    </w:p>
+    <w:p>
+      <w:pPr>
+        <w:spacing w:before="0" w:after="0"/>
+        <w:ind w:left="240"/>
+      </w:pPr>
+      <w:r>
+        <w:rPr>
+          <w:rFonts w:ascii="Consolas" w:hAnsi="Consolas" w:eastAsia="Microsoft YaHei"/>
+          <w:b w:val="0"/>
+          <w:i w:val="0"/>
+          <w:color w:val="222222"/>
+          <w:sz w:val="18"/>
+        </w:rPr>
+        <w:t xml:space="preserve">    }</w:t>
+      </w:r>
+    </w:p>
+    <w:p>
+      <w:pPr>
+        <w:spacing w:before="0" w:after="0"/>
+        <w:ind w:left="240"/>
+      </w:pPr>
+      <w:r>
+        <w:rPr>
+          <w:rFonts w:ascii="Consolas" w:hAnsi="Consolas" w:eastAsia="Microsoft YaHei"/>
+          <w:b w:val="0"/>
+          <w:i w:val="0"/>
+          <w:color w:val="222222"/>
+          <w:sz w:val="18"/>
+        </w:rPr>
+        <w:t xml:space="preserve">  },</w:t>
+      </w:r>
+    </w:p>
+    <w:p>
+      <w:pPr>
+        <w:spacing w:before="0" w:after="0"/>
+        <w:ind w:left="240"/>
+      </w:pPr>
+      <w:r>
+        <w:rPr>
+          <w:rFonts w:ascii="Consolas" w:hAnsi="Consolas" w:eastAsia="Microsoft YaHei"/>
+          <w:b w:val="0"/>
+          <w:i w:val="0"/>
+          <w:color w:val="222222"/>
+          <w:sz w:val="18"/>
+        </w:rPr>
+        <w:t xml:space="preserve">  "evidence": {</w:t>
+      </w:r>
+    </w:p>
+    <w:p>
+      <w:pPr>
+        <w:spacing w:before="0" w:after="0"/>
+        <w:ind w:left="240"/>
+      </w:pPr>
+      <w:r>
+        <w:rPr>
+          <w:rFonts w:ascii="Consolas" w:hAnsi="Consolas" w:eastAsia="Microsoft YaHei"/>
+          <w:b w:val="0"/>
+          <w:i w:val="0"/>
+          <w:color w:val="222222"/>
+          <w:sz w:val="18"/>
+        </w:rPr>
+        <w:t xml:space="preserve">    "collision_visible": {</w:t>
+      </w:r>
+    </w:p>
+    <w:p>
+      <w:pPr>
+        <w:spacing w:before="0" w:after="0"/>
+        <w:ind w:left="240"/>
+      </w:pPr>
+      <w:r>
+        <w:rPr>
+          <w:rFonts w:ascii="Consolas" w:hAnsi="Consolas" w:eastAsia="Microsoft YaHei"/>
+          <w:b w:val="0"/>
+          <w:i w:val="0"/>
+          <w:color w:val="222222"/>
+          <w:sz w:val="18"/>
+        </w:rPr>
+        <w:t xml:space="preserve">      "value": "否",</w:t>
+      </w:r>
+    </w:p>
+    <w:p>
+      <w:pPr>
+        <w:spacing w:before="0" w:after="0"/>
+        <w:ind w:left="240"/>
+      </w:pPr>
+      <w:r>
+        <w:rPr>
+          <w:rFonts w:ascii="Consolas" w:hAnsi="Consolas" w:eastAsia="Microsoft YaHei"/>
+          <w:b w:val="0"/>
+          <w:i w:val="0"/>
+          <w:color w:val="222222"/>
+          <w:sz w:val="18"/>
+        </w:rPr>
+        <w:t xml:space="preserve">      "start_sec": null,</w:t>
+      </w:r>
+    </w:p>
+    <w:p>
+      <w:pPr>
+        <w:spacing w:before="0" w:after="0"/>
+        <w:ind w:left="240"/>
+      </w:pPr>
+      <w:r>
+        <w:rPr>
+          <w:rFonts w:ascii="Consolas" w:hAnsi="Consolas" w:eastAsia="Microsoft YaHei"/>
+          <w:b w:val="0"/>
+          <w:i w:val="0"/>
+          <w:color w:val="222222"/>
+          <w:sz w:val="18"/>
+        </w:rPr>
+        <w:t xml:space="preserve">      "end_sec": null,</w:t>
+      </w:r>
+    </w:p>
+    <w:p>
+      <w:pPr>
+        <w:spacing w:before="0" w:after="0"/>
+        <w:ind w:left="240"/>
+      </w:pPr>
+      <w:r>
+        <w:rPr>
+          <w:rFonts w:ascii="Consolas" w:hAnsi="Consolas" w:eastAsia="Microsoft YaHei"/>
+          <w:b w:val="0"/>
+          <w:i w:val="0"/>
+          <w:color w:val="222222"/>
+          <w:sz w:val="18"/>
+        </w:rPr>
+        <w:t xml:space="preserve">      "bbox": null</w:t>
+      </w:r>
+    </w:p>
+    <w:p>
+      <w:pPr>
+        <w:spacing w:before="0" w:after="0"/>
+        <w:ind w:left="240"/>
+      </w:pPr>
+      <w:r>
+        <w:rPr>
+          <w:rFonts w:ascii="Consolas" w:hAnsi="Consolas" w:eastAsia="Microsoft YaHei"/>
+          <w:b w:val="0"/>
+          <w:i w:val="0"/>
+          <w:color w:val="222222"/>
+          <w:sz w:val="18"/>
+        </w:rPr>
+        <w:t xml:space="preserve">    },</w:t>
+      </w:r>
+    </w:p>
+    <w:p>
+      <w:pPr>
+        <w:spacing w:before="0" w:after="0"/>
+        <w:ind w:left="240"/>
+      </w:pPr>
+      <w:r>
+        <w:rPr>
+          <w:rFonts w:ascii="Consolas" w:hAnsi="Consolas" w:eastAsia="Microsoft YaHei"/>
+          <w:b w:val="0"/>
+          <w:i w:val="0"/>
+          <w:color w:val="222222"/>
+          <w:sz w:val="18"/>
+        </w:rPr>
+        <w:t xml:space="preserve">    "person_down": {</w:t>
+      </w:r>
+    </w:p>
+    <w:p>
+      <w:pPr>
+        <w:spacing w:before="0" w:after="0"/>
+        <w:ind w:left="240"/>
+      </w:pPr>
+      <w:r>
+        <w:rPr>
+          <w:rFonts w:ascii="Consolas" w:hAnsi="Consolas" w:eastAsia="Microsoft YaHei"/>
+          <w:b w:val="0"/>
+          <w:i w:val="0"/>
+          <w:color w:val="222222"/>
+          <w:sz w:val="18"/>
+        </w:rPr>
+        <w:t xml:space="preserve">      "value": "否",</w:t>
+      </w:r>
+    </w:p>
+    <w:p>
+      <w:pPr>
+        <w:spacing w:before="0" w:after="0"/>
+        <w:ind w:left="240"/>
+      </w:pPr>
+      <w:r>
+        <w:rPr>
+          <w:rFonts w:ascii="Consolas" w:hAnsi="Consolas" w:eastAsia="Microsoft YaHei"/>
+          <w:b w:val="0"/>
+          <w:i w:val="0"/>
+          <w:color w:val="222222"/>
+          <w:sz w:val="18"/>
+        </w:rPr>
+        <w:t xml:space="preserve">      "start_sec": null,</w:t>
+      </w:r>
+    </w:p>
+    <w:p>
+      <w:pPr>
+        <w:spacing w:before="0" w:after="0"/>
+        <w:ind w:left="240"/>
+      </w:pPr>
+      <w:r>
+        <w:rPr>
+          <w:rFonts w:ascii="Consolas" w:hAnsi="Consolas" w:eastAsia="Microsoft YaHei"/>
+          <w:b w:val="0"/>
+          <w:i w:val="0"/>
+          <w:color w:val="222222"/>
+          <w:sz w:val="18"/>
+        </w:rPr>
+        <w:t xml:space="preserve">      "end_sec": null,</w:t>
+      </w:r>
+    </w:p>
+    <w:p>
+      <w:pPr>
+        <w:spacing w:before="0" w:after="0"/>
+        <w:ind w:left="240"/>
+      </w:pPr>
+      <w:r>
+        <w:rPr>
+          <w:rFonts w:ascii="Consolas" w:hAnsi="Consolas" w:eastAsia="Microsoft YaHei"/>
+          <w:b w:val="0"/>
+          <w:i w:val="0"/>
+          <w:color w:val="222222"/>
+          <w:sz w:val="18"/>
+        </w:rPr>
+        <w:t xml:space="preserve">      "bbox": null</w:t>
+      </w:r>
+    </w:p>
+    <w:p>
+      <w:pPr>
+        <w:spacing w:before="0" w:after="0"/>
+        <w:ind w:left="240"/>
+      </w:pPr>
+      <w:r>
+        <w:rPr>
+          <w:rFonts w:ascii="Consolas" w:hAnsi="Consolas" w:eastAsia="Microsoft YaHei"/>
+          <w:b w:val="0"/>
+          <w:i w:val="0"/>
+          <w:color w:val="222222"/>
+          <w:sz w:val="18"/>
+        </w:rPr>
+        <w:t xml:space="preserve">    },</w:t>
+      </w:r>
+    </w:p>
+    <w:p>
+      <w:pPr>
+        <w:spacing w:before="0" w:after="0"/>
+        <w:ind w:left="240"/>
+      </w:pPr>
+      <w:r>
+        <w:rPr>
+          <w:rFonts w:ascii="Consolas" w:hAnsi="Consolas" w:eastAsia="Microsoft YaHei"/>
+          <w:b w:val="0"/>
+          <w:i w:val="0"/>
+          <w:color w:val="222222"/>
+          <w:sz w:val="18"/>
+        </w:rPr>
+        <w:t xml:space="preserve">    "motor_vehicle_rollover": {</w:t>
+      </w:r>
+    </w:p>
+    <w:p>
+      <w:pPr>
+        <w:spacing w:before="0" w:after="0"/>
+        <w:ind w:left="240"/>
+      </w:pPr>
+      <w:r>
+        <w:rPr>
+          <w:rFonts w:ascii="Consolas" w:hAnsi="Consolas" w:eastAsia="Microsoft YaHei"/>
+          <w:b w:val="0"/>
+          <w:i w:val="0"/>
+          <w:color w:val="222222"/>
+          <w:sz w:val="18"/>
+        </w:rPr>
+        <w:t xml:space="preserve">      "value": "否",</w:t>
+      </w:r>
+    </w:p>
+    <w:p>
+      <w:pPr>
+        <w:spacing w:before="0" w:after="0"/>
+        <w:ind w:left="240"/>
+      </w:pPr>
+      <w:r>
+        <w:rPr>
+          <w:rFonts w:ascii="Consolas" w:hAnsi="Consolas" w:eastAsia="Microsoft YaHei"/>
+          <w:b w:val="0"/>
+          <w:i w:val="0"/>
+          <w:color w:val="222222"/>
+          <w:sz w:val="18"/>
+        </w:rPr>
+        <w:t xml:space="preserve">      "start_sec": null,</w:t>
+      </w:r>
+    </w:p>
+    <w:p>
+      <w:pPr>
+        <w:spacing w:before="0" w:after="0"/>
+        <w:ind w:left="240"/>
+      </w:pPr>
+      <w:r>
+        <w:rPr>
+          <w:rFonts w:ascii="Consolas" w:hAnsi="Consolas" w:eastAsia="Microsoft YaHei"/>
+          <w:b w:val="0"/>
+          <w:i w:val="0"/>
+          <w:color w:val="222222"/>
+          <w:sz w:val="18"/>
+        </w:rPr>
+        <w:t xml:space="preserve">      "end_sec": null,</w:t>
+      </w:r>
+    </w:p>
+    <w:p>
+      <w:pPr>
+        <w:spacing w:before="0" w:after="0"/>
+        <w:ind w:left="240"/>
+      </w:pPr>
+      <w:r>
+        <w:rPr>
+          <w:rFonts w:ascii="Consolas" w:hAnsi="Consolas" w:eastAsia="Microsoft YaHei"/>
+          <w:b w:val="0"/>
+          <w:i w:val="0"/>
+          <w:color w:val="222222"/>
+          <w:sz w:val="18"/>
+        </w:rPr>
+        <w:t xml:space="preserve">      "bbox": null</w:t>
+      </w:r>
+    </w:p>
+    <w:p>
+      <w:pPr>
+        <w:spacing w:before="0" w:after="0"/>
+        <w:ind w:left="240"/>
+      </w:pPr>
+      <w:r>
+        <w:rPr>
+          <w:rFonts w:ascii="Consolas" w:hAnsi="Consolas" w:eastAsia="Microsoft YaHei"/>
+          <w:b w:val="0"/>
+          <w:i w:val="0"/>
+          <w:color w:val="222222"/>
+          <w:sz w:val="18"/>
+        </w:rPr>
+        <w:t xml:space="preserve">    },</w:t>
+      </w:r>
+    </w:p>
+    <w:p>
+      <w:pPr>
+        <w:spacing w:before="0" w:after="0"/>
+        <w:ind w:left="240"/>
+      </w:pPr>
+      <w:r>
+        <w:rPr>
+          <w:rFonts w:ascii="Consolas" w:hAnsi="Consolas" w:eastAsia="Microsoft YaHei"/>
+          <w:b w:val="0"/>
+          <w:i w:val="0"/>
+          <w:color w:val="222222"/>
+          <w:sz w:val="18"/>
+        </w:rPr>
+        <w:t xml:space="preserve">    "non_motor_rollover": {</w:t>
+      </w:r>
+    </w:p>
+    <w:p>
+      <w:pPr>
+        <w:spacing w:before="0" w:after="0"/>
+        <w:ind w:left="240"/>
+      </w:pPr>
+      <w:r>
+        <w:rPr>
+          <w:rFonts w:ascii="Consolas" w:hAnsi="Consolas" w:eastAsia="Microsoft YaHei"/>
+          <w:b w:val="0"/>
+          <w:i w:val="0"/>
+          <w:color w:val="222222"/>
+          <w:sz w:val="18"/>
+        </w:rPr>
+        <w:t xml:space="preserve">      "value": "否",</w:t>
+      </w:r>
+    </w:p>
+    <w:p>
+      <w:pPr>
+        <w:spacing w:before="0" w:after="0"/>
+        <w:ind w:left="240"/>
+      </w:pPr>
+      <w:r>
+        <w:rPr>
+          <w:rFonts w:ascii="Consolas" w:hAnsi="Consolas" w:eastAsia="Microsoft YaHei"/>
+          <w:b w:val="0"/>
+          <w:i w:val="0"/>
+          <w:color w:val="222222"/>
+          <w:sz w:val="18"/>
+        </w:rPr>
+        <w:t xml:space="preserve">      "start_sec": null,</w:t>
+      </w:r>
+    </w:p>
+    <w:p>
+      <w:pPr>
+        <w:spacing w:before="0" w:after="0"/>
+        <w:ind w:left="240"/>
+      </w:pPr>
+      <w:r>
+        <w:rPr>
+          <w:rFonts w:ascii="Consolas" w:hAnsi="Consolas" w:eastAsia="Microsoft YaHei"/>
+          <w:b w:val="0"/>
+          <w:i w:val="0"/>
+          <w:color w:val="222222"/>
+          <w:sz w:val="18"/>
+        </w:rPr>
+        <w:t xml:space="preserve">      "end_sec": null,</w:t>
+      </w:r>
+    </w:p>
+    <w:p>
+      <w:pPr>
+        <w:spacing w:before="0" w:after="0"/>
+        <w:ind w:left="240"/>
+      </w:pPr>
+      <w:r>
+        <w:rPr>
+          <w:rFonts w:ascii="Consolas" w:hAnsi="Consolas" w:eastAsia="Microsoft YaHei"/>
+          <w:b w:val="0"/>
+          <w:i w:val="0"/>
+          <w:color w:val="222222"/>
+          <w:sz w:val="18"/>
+        </w:rPr>
+        <w:t xml:space="preserve">      "bbox": null</w:t>
+      </w:r>
+    </w:p>
+    <w:p>
+      <w:pPr>
+        <w:spacing w:before="0" w:after="0"/>
+        <w:ind w:left="240"/>
+      </w:pPr>
+      <w:r>
+        <w:rPr>
+          <w:rFonts w:ascii="Consolas" w:hAnsi="Consolas" w:eastAsia="Microsoft YaHei"/>
+          <w:b w:val="0"/>
+          <w:i w:val="0"/>
+          <w:color w:val="222222"/>
+          <w:sz w:val="18"/>
+        </w:rPr>
+        <w:t xml:space="preserve">    },</w:t>
+      </w:r>
+    </w:p>
+    <w:p>
+      <w:pPr>
+        <w:spacing w:before="0" w:after="0"/>
+        <w:ind w:left="240"/>
+      </w:pPr>
+      <w:r>
+        <w:rPr>
+          <w:rFonts w:ascii="Consolas" w:hAnsi="Consolas" w:eastAsia="Microsoft YaHei"/>
+          <w:b w:val="0"/>
+          <w:i w:val="0"/>
+          <w:color w:val="222222"/>
+          <w:sz w:val="18"/>
+        </w:rPr>
+        <w:t xml:space="preserve">    "vehicle_fire": {</w:t>
+      </w:r>
+    </w:p>
+    <w:p>
+      <w:pPr>
+        <w:spacing w:before="0" w:after="0"/>
+        <w:ind w:left="240"/>
+      </w:pPr>
+      <w:r>
+        <w:rPr>
+          <w:rFonts w:ascii="Consolas" w:hAnsi="Consolas" w:eastAsia="Microsoft YaHei"/>
+          <w:b w:val="0"/>
+          <w:i w:val="0"/>
+          <w:color w:val="222222"/>
+          <w:sz w:val="18"/>
+        </w:rPr>
+        <w:t xml:space="preserve">      "value": "否",</w:t>
+      </w:r>
+    </w:p>
+    <w:p>
+      <w:pPr>
+        <w:spacing w:before="0" w:after="0"/>
+        <w:ind w:left="240"/>
+      </w:pPr>
+      <w:r>
+        <w:rPr>
+          <w:rFonts w:ascii="Consolas" w:hAnsi="Consolas" w:eastAsia="Microsoft YaHei"/>
+          <w:b w:val="0"/>
+          <w:i w:val="0"/>
+          <w:color w:val="222222"/>
+          <w:sz w:val="18"/>
+        </w:rPr>
+        <w:t xml:space="preserve">      "start_sec": null,</w:t>
+      </w:r>
+    </w:p>
+    <w:p>
+      <w:pPr>
+        <w:spacing w:before="0" w:after="0"/>
+        <w:ind w:left="240"/>
+      </w:pPr>
+      <w:r>
+        <w:rPr>
+          <w:rFonts w:ascii="Consolas" w:hAnsi="Consolas" w:eastAsia="Microsoft YaHei"/>
+          <w:b w:val="0"/>
+          <w:i w:val="0"/>
+          <w:color w:val="222222"/>
+          <w:sz w:val="18"/>
+        </w:rPr>
+        <w:t xml:space="preserve">      "end_sec": null,</w:t>
+      </w:r>
+    </w:p>
+    <w:p>
+      <w:pPr>
+        <w:spacing w:before="0" w:after="0"/>
+        <w:ind w:left="240"/>
+      </w:pPr>
+      <w:r>
+        <w:rPr>
+          <w:rFonts w:ascii="Consolas" w:hAnsi="Consolas" w:eastAsia="Microsoft YaHei"/>
+          <w:b w:val="0"/>
+          <w:i w:val="0"/>
+          <w:color w:val="222222"/>
+          <w:sz w:val="18"/>
+        </w:rPr>
+        <w:t xml:space="preserve">      "bbox": null</w:t>
+      </w:r>
+    </w:p>
+    <w:p>
+      <w:pPr>
+        <w:spacing w:before="0" w:after="0"/>
+        <w:ind w:left="240"/>
+      </w:pPr>
+      <w:r>
+        <w:rPr>
+          <w:rFonts w:ascii="Consolas" w:hAnsi="Consolas" w:eastAsia="Microsoft YaHei"/>
+          <w:b w:val="0"/>
+          <w:i w:val="0"/>
+          <w:color w:val="222222"/>
+          <w:sz w:val="18"/>
+        </w:rPr>
+        <w:t xml:space="preserve">    },</w:t>
+      </w:r>
+    </w:p>
+    <w:p>
+      <w:pPr>
+        <w:spacing w:before="0" w:after="0"/>
+        <w:ind w:left="240"/>
+      </w:pPr>
+      <w:r>
+        <w:rPr>
+          <w:rFonts w:ascii="Consolas" w:hAnsi="Consolas" w:eastAsia="Microsoft YaHei"/>
+          <w:b w:val="0"/>
+          <w:i w:val="0"/>
+          <w:color w:val="222222"/>
+          <w:sz w:val="18"/>
+        </w:rPr>
+        <w:t xml:space="preserve">    "collision_occluded": "否",</w:t>
+      </w:r>
+    </w:p>
+    <w:p>
+      <w:pPr>
+        <w:spacing w:before="0" w:after="0"/>
+        <w:ind w:left="240"/>
+      </w:pPr>
+      <w:r>
+        <w:rPr>
+          <w:rFonts w:ascii="Consolas" w:hAnsi="Consolas" w:eastAsia="Microsoft YaHei"/>
+          <w:b w:val="0"/>
+          <w:i w:val="0"/>
+          <w:color w:val="222222"/>
+          <w:sz w:val="18"/>
+        </w:rPr>
+        <w:t xml:space="preserve">    "abnormal_stop": {</w:t>
+      </w:r>
+    </w:p>
+    <w:p>
+      <w:pPr>
+        <w:spacing w:before="0" w:after="0"/>
+        <w:ind w:left="240"/>
+      </w:pPr>
+      <w:r>
+        <w:rPr>
+          <w:rFonts w:ascii="Consolas" w:hAnsi="Consolas" w:eastAsia="Microsoft YaHei"/>
+          <w:b w:val="0"/>
+          <w:i w:val="0"/>
+          <w:color w:val="222222"/>
+          <w:sz w:val="18"/>
+        </w:rPr>
+        <w:t xml:space="preserve">      "value": "否",</w:t>
+      </w:r>
+    </w:p>
+    <w:p>
+      <w:pPr>
+        <w:spacing w:before="0" w:after="0"/>
+        <w:ind w:left="240"/>
+      </w:pPr>
+      <w:r>
+        <w:rPr>
+          <w:rFonts w:ascii="Consolas" w:hAnsi="Consolas" w:eastAsia="Microsoft YaHei"/>
+          <w:b w:val="0"/>
+          <w:i w:val="0"/>
+          <w:color w:val="222222"/>
+          <w:sz w:val="18"/>
+        </w:rPr>
+        <w:t xml:space="preserve">      "start_sec": null,</w:t>
+      </w:r>
+    </w:p>
+    <w:p>
+      <w:pPr>
+        <w:spacing w:before="0" w:after="0"/>
+        <w:ind w:left="240"/>
+      </w:pPr>
+      <w:r>
+        <w:rPr>
+          <w:rFonts w:ascii="Consolas" w:hAnsi="Consolas" w:eastAsia="Microsoft YaHei"/>
+          <w:b w:val="0"/>
+          <w:i w:val="0"/>
+          <w:color w:val="222222"/>
+          <w:sz w:val="18"/>
+        </w:rPr>
+        <w:t xml:space="preserve">      "end_sec": null,</w:t>
+      </w:r>
+    </w:p>
+    <w:p>
+      <w:pPr>
+        <w:spacing w:before="0" w:after="0"/>
+        <w:ind w:left="240"/>
+      </w:pPr>
+      <w:r>
+        <w:rPr>
+          <w:rFonts w:ascii="Consolas" w:hAnsi="Consolas" w:eastAsia="Microsoft YaHei"/>
+          <w:b w:val="0"/>
+          <w:i w:val="0"/>
+          <w:color w:val="222222"/>
+          <w:sz w:val="18"/>
+        </w:rPr>
+        <w:t xml:space="preserve">      "bbox": null</w:t>
+      </w:r>
+    </w:p>
+    <w:p>
+      <w:pPr>
+        <w:spacing w:before="0" w:after="0"/>
+        <w:ind w:left="240"/>
+      </w:pPr>
+      <w:r>
+        <w:rPr>
+          <w:rFonts w:ascii="Consolas" w:hAnsi="Consolas" w:eastAsia="Microsoft YaHei"/>
+          <w:b w:val="0"/>
+          <w:i w:val="0"/>
+          <w:color w:val="222222"/>
+          <w:sz w:val="18"/>
+        </w:rPr>
+        <w:t xml:space="preserve">    },</w:t>
+      </w:r>
+    </w:p>
+    <w:p>
+      <w:pPr>
+        <w:spacing w:before="0" w:after="0"/>
+        <w:ind w:left="240"/>
+      </w:pPr>
+      <w:r>
+        <w:rPr>
+          <w:rFonts w:ascii="Consolas" w:hAnsi="Consolas" w:eastAsia="Microsoft YaHei"/>
+          <w:b w:val="0"/>
+          <w:i w:val="0"/>
+          <w:color w:val="222222"/>
+          <w:sz w:val="18"/>
+        </w:rPr>
+        <w:t xml:space="preserve">    "bypass_behavior": {</w:t>
+      </w:r>
+    </w:p>
+    <w:p>
+      <w:pPr>
+        <w:spacing w:before="0" w:after="0"/>
+        <w:ind w:left="240"/>
+      </w:pPr>
+      <w:r>
+        <w:rPr>
+          <w:rFonts w:ascii="Consolas" w:hAnsi="Consolas" w:eastAsia="Microsoft YaHei"/>
+          <w:b w:val="0"/>
+          <w:i w:val="0"/>
+          <w:color w:val="222222"/>
+          <w:sz w:val="18"/>
+        </w:rPr>
+        <w:t xml:space="preserve">      "value": "否",</w:t>
+      </w:r>
+    </w:p>
+    <w:p>
+      <w:pPr>
+        <w:spacing w:before="0" w:after="0"/>
+        <w:ind w:left="240"/>
+      </w:pPr>
+      <w:r>
+        <w:rPr>
+          <w:rFonts w:ascii="Consolas" w:hAnsi="Consolas" w:eastAsia="Microsoft YaHei"/>
+          <w:b w:val="0"/>
+          <w:i w:val="0"/>
+          <w:color w:val="222222"/>
+          <w:sz w:val="18"/>
+        </w:rPr>
+        <w:t xml:space="preserve">      "start_sec": null,</w:t>
+      </w:r>
+    </w:p>
+    <w:p>
+      <w:pPr>
+        <w:spacing w:before="0" w:after="0"/>
+        <w:ind w:left="240"/>
+      </w:pPr>
+      <w:r>
+        <w:rPr>
+          <w:rFonts w:ascii="Consolas" w:hAnsi="Consolas" w:eastAsia="Microsoft YaHei"/>
+          <w:b w:val="0"/>
+          <w:i w:val="0"/>
+          <w:color w:val="222222"/>
+          <w:sz w:val="18"/>
+        </w:rPr>
+        <w:t xml:space="preserve">      "end_sec": null,</w:t>
+      </w:r>
+    </w:p>
+    <w:p>
+      <w:pPr>
+        <w:spacing w:before="0" w:after="0"/>
+        <w:ind w:left="240"/>
+      </w:pPr>
+      <w:r>
+        <w:rPr>
+          <w:rFonts w:ascii="Consolas" w:hAnsi="Consolas" w:eastAsia="Microsoft YaHei"/>
+          <w:b w:val="0"/>
+          <w:i w:val="0"/>
+          <w:color w:val="222222"/>
+          <w:sz w:val="18"/>
+        </w:rPr>
+        <w:t xml:space="preserve">      "bbox": null</w:t>
+      </w:r>
+    </w:p>
+    <w:p>
+      <w:pPr>
+        <w:spacing w:before="0" w:after="0"/>
+        <w:ind w:left="240"/>
+      </w:pPr>
+      <w:r>
+        <w:rPr>
+          <w:rFonts w:ascii="Consolas" w:hAnsi="Consolas" w:eastAsia="Microsoft YaHei"/>
+          <w:b w:val="0"/>
+          <w:i w:val="0"/>
+          <w:color w:val="222222"/>
+          <w:sz w:val="18"/>
+        </w:rPr>
+        <w:t xml:space="preserve">    },</w:t>
+      </w:r>
+    </w:p>
+    <w:p>
+      <w:pPr>
+        <w:spacing w:before="0" w:after="0"/>
+        <w:ind w:left="240"/>
+      </w:pPr>
+      <w:r>
+        <w:rPr>
+          <w:rFonts w:ascii="Consolas" w:hAnsi="Consolas" w:eastAsia="Microsoft YaHei"/>
+          <w:b w:val="0"/>
+          <w:i w:val="0"/>
+          <w:color w:val="222222"/>
+          <w:sz w:val="18"/>
+        </w:rPr>
+        <w:t xml:space="preserve">    "hazard_light": {</w:t>
+      </w:r>
+    </w:p>
+    <w:p>
+      <w:pPr>
+        <w:spacing w:before="0" w:after="0"/>
+        <w:ind w:left="240"/>
+      </w:pPr>
+      <w:r>
+        <w:rPr>
+          <w:rFonts w:ascii="Consolas" w:hAnsi="Consolas" w:eastAsia="Microsoft YaHei"/>
+          <w:b w:val="0"/>
+          <w:i w:val="0"/>
+          <w:color w:val="222222"/>
+          <w:sz w:val="18"/>
+        </w:rPr>
+        <w:t xml:space="preserve">      "value": "是",</w:t>
+      </w:r>
+    </w:p>
+    <w:p>
+      <w:pPr>
+        <w:spacing w:before="0" w:after="0"/>
+        <w:ind w:left="240"/>
+      </w:pPr>
+      <w:r>
+        <w:rPr>
+          <w:rFonts w:ascii="Consolas" w:hAnsi="Consolas" w:eastAsia="Microsoft YaHei"/>
+          <w:b w:val="0"/>
+          <w:i w:val="0"/>
+          <w:color w:val="222222"/>
+          <w:sz w:val="18"/>
+        </w:rPr>
+        <w:t xml:space="preserve">      "start_sec": 3.0,</w:t>
+      </w:r>
+    </w:p>
+    <w:p>
+      <w:pPr>
+        <w:spacing w:before="0" w:after="0"/>
+        <w:ind w:left="240"/>
+      </w:pPr>
+      <w:r>
+        <w:rPr>
+          <w:rFonts w:ascii="Consolas" w:hAnsi="Consolas" w:eastAsia="Microsoft YaHei"/>
+          <w:b w:val="0"/>
+          <w:i w:val="0"/>
+          <w:color w:val="222222"/>
+          <w:sz w:val="18"/>
+        </w:rPr>
+        <w:t xml:space="preserve">      "end_sec": 20.0,</w:t>
+      </w:r>
+    </w:p>
+    <w:p>
+      <w:pPr>
+        <w:spacing w:before="0" w:after="0"/>
+        <w:ind w:left="240"/>
+      </w:pPr>
+      <w:r>
+        <w:rPr>
+          <w:rFonts w:ascii="Consolas" w:hAnsi="Consolas" w:eastAsia="Microsoft YaHei"/>
+          <w:b w:val="0"/>
+          <w:i w:val="0"/>
+          <w:color w:val="222222"/>
+          <w:sz w:val="18"/>
+        </w:rPr>
+        <w:t xml:space="preserve">      "bbox": [</w:t>
+      </w:r>
+    </w:p>
+    <w:p>
+      <w:pPr>
+        <w:spacing w:before="0" w:after="0"/>
+        <w:ind w:left="240"/>
+      </w:pPr>
+      <w:r>
+        <w:rPr>
+          <w:rFonts w:ascii="Consolas" w:hAnsi="Consolas" w:eastAsia="Microsoft YaHei"/>
+          <w:b w:val="0"/>
+          <w:i w:val="0"/>
+          <w:color w:val="222222"/>
+          <w:sz w:val="18"/>
+        </w:rPr>
+        <w:t xml:space="preserve">        820,</w:t>
+      </w:r>
+    </w:p>
+    <w:p>
+      <w:pPr>
+        <w:spacing w:before="0" w:after="0"/>
+        <w:ind w:left="240"/>
+      </w:pPr>
+      <w:r>
+        <w:rPr>
+          <w:rFonts w:ascii="Consolas" w:hAnsi="Consolas" w:eastAsia="Microsoft YaHei"/>
+          <w:b w:val="0"/>
+          <w:i w:val="0"/>
+          <w:color w:val="222222"/>
+          <w:sz w:val="18"/>
+        </w:rPr>
+        <w:t xml:space="preserve">        340,</w:t>
+      </w:r>
+    </w:p>
+    <w:p>
+      <w:pPr>
+        <w:spacing w:before="0" w:after="0"/>
+        <w:ind w:left="240"/>
+      </w:pPr>
+      <w:r>
+        <w:rPr>
+          <w:rFonts w:ascii="Consolas" w:hAnsi="Consolas" w:eastAsia="Microsoft YaHei"/>
+          <w:b w:val="0"/>
+          <w:i w:val="0"/>
+          <w:color w:val="222222"/>
+          <w:sz w:val="18"/>
+        </w:rPr>
+        <w:t xml:space="preserve">        420,</w:t>
+      </w:r>
+    </w:p>
+    <w:p>
+      <w:pPr>
+        <w:spacing w:before="0" w:after="0"/>
+        <w:ind w:left="240"/>
+      </w:pPr>
+      <w:r>
+        <w:rPr>
+          <w:rFonts w:ascii="Consolas" w:hAnsi="Consolas" w:eastAsia="Microsoft YaHei"/>
+          <w:b w:val="0"/>
+          <w:i w:val="0"/>
+          <w:color w:val="222222"/>
+          <w:sz w:val="18"/>
+        </w:rPr>
+        <w:t xml:space="preserve">        300</w:t>
+      </w:r>
+    </w:p>
+    <w:p>
+      <w:pPr>
+        <w:spacing w:before="0" w:after="0"/>
+        <w:ind w:left="240"/>
+      </w:pPr>
+      <w:r>
+        <w:rPr>
+          <w:rFonts w:ascii="Consolas" w:hAnsi="Consolas" w:eastAsia="Microsoft YaHei"/>
+          <w:b w:val="0"/>
+          <w:i w:val="0"/>
+          <w:color w:val="222222"/>
+          <w:sz w:val="18"/>
+        </w:rPr>
+        <w:t xml:space="preserve">      ]</w:t>
+      </w:r>
+    </w:p>
+    <w:p>
+      <w:pPr>
+        <w:spacing w:before="0" w:after="0"/>
+        <w:ind w:left="240"/>
+      </w:pPr>
+      <w:r>
+        <w:rPr>
+          <w:rFonts w:ascii="Consolas" w:hAnsi="Consolas" w:eastAsia="Microsoft YaHei"/>
+          <w:b w:val="0"/>
+          <w:i w:val="0"/>
+          <w:color w:val="222222"/>
+          <w:sz w:val="18"/>
+        </w:rPr>
+        <w:t xml:space="preserve">    },</w:t>
+      </w:r>
+    </w:p>
+    <w:p>
+      <w:pPr>
+        <w:spacing w:before="0" w:after="0"/>
+        <w:ind w:left="240"/>
+      </w:pPr>
+      <w:r>
+        <w:rPr>
+          <w:rFonts w:ascii="Consolas" w:hAnsi="Consolas" w:eastAsia="Microsoft YaHei"/>
+          <w:b w:val="0"/>
+          <w:i w:val="0"/>
+          <w:color w:val="222222"/>
+          <w:sz w:val="18"/>
+        </w:rPr>
+        <w:t xml:space="preserve">    "hazard_light_reason": "拥堵缓行",</w:t>
+      </w:r>
+    </w:p>
+    <w:p>
+      <w:pPr>
+        <w:spacing w:before="0" w:after="0"/>
+        <w:ind w:left="240"/>
+      </w:pPr>
+      <w:r>
+        <w:rPr>
+          <w:rFonts w:ascii="Consolas" w:hAnsi="Consolas" w:eastAsia="Microsoft YaHei"/>
+          <w:b w:val="0"/>
+          <w:i w:val="0"/>
+          <w:color w:val="222222"/>
+          <w:sz w:val="18"/>
+        </w:rPr>
+        <w:t xml:space="preserve">    "congestion_only": "是",</w:t>
+      </w:r>
+    </w:p>
+    <w:p>
+      <w:pPr>
+        <w:spacing w:before="0" w:after="0"/>
+        <w:ind w:left="240"/>
+      </w:pPr>
+      <w:r>
+        <w:rPr>
+          <w:rFonts w:ascii="Consolas" w:hAnsi="Consolas" w:eastAsia="Microsoft YaHei"/>
+          <w:b w:val="0"/>
+          <w:i w:val="0"/>
+          <w:color w:val="222222"/>
+          <w:sz w:val="18"/>
+        </w:rPr>
+        <w:t xml:space="preserve">    "smooth_pullover": {</w:t>
+      </w:r>
+    </w:p>
+    <w:p>
+      <w:pPr>
+        <w:spacing w:before="0" w:after="0"/>
+        <w:ind w:left="240"/>
+      </w:pPr>
+      <w:r>
+        <w:rPr>
+          <w:rFonts w:ascii="Consolas" w:hAnsi="Consolas" w:eastAsia="Microsoft YaHei"/>
+          <w:b w:val="0"/>
+          <w:i w:val="0"/>
+          <w:color w:val="222222"/>
+          <w:sz w:val="18"/>
+        </w:rPr>
+        <w:t xml:space="preserve">      "value": "否",</w:t>
+      </w:r>
+    </w:p>
+    <w:p>
+      <w:pPr>
+        <w:spacing w:before="0" w:after="0"/>
+        <w:ind w:left="240"/>
+      </w:pPr>
+      <w:r>
+        <w:rPr>
+          <w:rFonts w:ascii="Consolas" w:hAnsi="Consolas" w:eastAsia="Microsoft YaHei"/>
+          <w:b w:val="0"/>
+          <w:i w:val="0"/>
+          <w:color w:val="222222"/>
+          <w:sz w:val="18"/>
+        </w:rPr>
+        <w:t xml:space="preserve">      "start_sec": null,</w:t>
+      </w:r>
+    </w:p>
+    <w:p>
+      <w:pPr>
+        <w:spacing w:before="0" w:after="0"/>
+        <w:ind w:left="240"/>
+      </w:pPr>
+      <w:r>
+        <w:rPr>
+          <w:rFonts w:ascii="Consolas" w:hAnsi="Consolas" w:eastAsia="Microsoft YaHei"/>
+          <w:b w:val="0"/>
+          <w:i w:val="0"/>
+          <w:color w:val="222222"/>
+          <w:sz w:val="18"/>
+        </w:rPr>
+        <w:t xml:space="preserve">      "end_sec": null,</w:t>
+      </w:r>
+    </w:p>
+    <w:p>
+      <w:pPr>
+        <w:spacing w:before="0" w:after="0"/>
+        <w:ind w:left="240"/>
+      </w:pPr>
+      <w:r>
+        <w:rPr>
+          <w:rFonts w:ascii="Consolas" w:hAnsi="Consolas" w:eastAsia="Microsoft YaHei"/>
+          <w:b w:val="0"/>
+          <w:i w:val="0"/>
+          <w:color w:val="222222"/>
+          <w:sz w:val="18"/>
+        </w:rPr>
+        <w:t xml:space="preserve">      "bbox": null</w:t>
+      </w:r>
+    </w:p>
+    <w:p>
+      <w:pPr>
+        <w:spacing w:before="0" w:after="0"/>
+        <w:ind w:left="240"/>
+      </w:pPr>
+      <w:r>
+        <w:rPr>
+          <w:rFonts w:ascii="Consolas" w:hAnsi="Consolas" w:eastAsia="Microsoft YaHei"/>
+          <w:b w:val="0"/>
+          <w:i w:val="0"/>
+          <w:color w:val="222222"/>
+          <w:sz w:val="18"/>
+        </w:rPr>
+        <w:t xml:space="preserve">    },</w:t>
+      </w:r>
+    </w:p>
+    <w:p>
+      <w:pPr>
+        <w:spacing w:before="0" w:after="0"/>
+        <w:ind w:left="240"/>
+      </w:pPr>
+      <w:r>
+        <w:rPr>
+          <w:rFonts w:ascii="Consolas" w:hAnsi="Consolas" w:eastAsia="Microsoft YaHei"/>
+          <w:b w:val="0"/>
+          <w:i w:val="0"/>
+          <w:color w:val="222222"/>
+          <w:sz w:val="18"/>
+        </w:rPr>
+        <w:t xml:space="preserve">    "near_miss": {</w:t>
+      </w:r>
+    </w:p>
+    <w:p>
+      <w:pPr>
+        <w:spacing w:before="0" w:after="0"/>
+        <w:ind w:left="240"/>
+      </w:pPr>
+      <w:r>
+        <w:rPr>
+          <w:rFonts w:ascii="Consolas" w:hAnsi="Consolas" w:eastAsia="Microsoft YaHei"/>
+          <w:b w:val="0"/>
+          <w:i w:val="0"/>
+          <w:color w:val="222222"/>
+          <w:sz w:val="18"/>
+        </w:rPr>
+        <w:t xml:space="preserve">      "value": "否",</w:t>
+      </w:r>
+    </w:p>
+    <w:p>
+      <w:pPr>
+        <w:spacing w:before="0" w:after="0"/>
+        <w:ind w:left="240"/>
+      </w:pPr>
+      <w:r>
+        <w:rPr>
+          <w:rFonts w:ascii="Consolas" w:hAnsi="Consolas" w:eastAsia="Microsoft YaHei"/>
+          <w:b w:val="0"/>
+          <w:i w:val="0"/>
+          <w:color w:val="222222"/>
+          <w:sz w:val="18"/>
+        </w:rPr>
+        <w:t xml:space="preserve">      "start_sec": null,</w:t>
+      </w:r>
+    </w:p>
+    <w:p>
+      <w:pPr>
+        <w:spacing w:before="0" w:after="0"/>
+        <w:ind w:left="240"/>
+      </w:pPr>
+      <w:r>
+        <w:rPr>
+          <w:rFonts w:ascii="Consolas" w:hAnsi="Consolas" w:eastAsia="Microsoft YaHei"/>
+          <w:b w:val="0"/>
+          <w:i w:val="0"/>
+          <w:color w:val="222222"/>
+          <w:sz w:val="18"/>
+        </w:rPr>
+        <w:t xml:space="preserve">      "end_sec": null,</w:t>
+      </w:r>
+    </w:p>
+    <w:p>
+      <w:pPr>
+        <w:spacing w:before="0" w:after="0"/>
+        <w:ind w:left="240"/>
+      </w:pPr>
+      <w:r>
+        <w:rPr>
+          <w:rFonts w:ascii="Consolas" w:hAnsi="Consolas" w:eastAsia="Microsoft YaHei"/>
+          <w:b w:val="0"/>
+          <w:i w:val="0"/>
+          <w:color w:val="222222"/>
+          <w:sz w:val="18"/>
+        </w:rPr>
+        <w:t xml:space="preserve">      "bbox": null</w:t>
+      </w:r>
+    </w:p>
+    <w:p>
+      <w:pPr>
+        <w:spacing w:before="0" w:after="0"/>
+        <w:ind w:left="240"/>
+      </w:pPr>
+      <w:r>
+        <w:rPr>
+          <w:rFonts w:ascii="Consolas" w:hAnsi="Consolas" w:eastAsia="Microsoft YaHei"/>
+          <w:b w:val="0"/>
+          <w:i w:val="0"/>
+          <w:color w:val="222222"/>
+          <w:sz w:val="18"/>
+        </w:rPr>
+        <w:t xml:space="preserve">    }</w:t>
       </w:r>
     </w:p>
     <w:p>
